--- a/docs/technical_proposal.docx
+++ b/docs/technical_proposal.docx
@@ -4291,6 +4291,142 @@
     </w:p>
     <w:p>
       <w:pPr>
+        <w:pStyle w:val="Heading2"/>
+      </w:pPr>
+      <w:r>
+        <w:t>6.8 r46 直驱外推提速与满轮率突破（2026-09-12）</w:t>
+      </w:r>
+    </w:p>
+    <w:p>
+      <w:r>
+        <w:t>r16–r22 阶段的核心瓶颈是漏斗直驱速度受 AMCL 反馈频率（约 10Hz）钳制：空载均速仅 0.6–0.8 m/s，携带档因 carry_follower 20Hz 跟随链更被压至 0.45 m/s，导致含南区方块的题目长期 3/5（宠物题物理上限）。r46 从“传送本质”出发重写直驱节奏。</w:t>
+      </w:r>
+    </w:p>
+    <w:p>
+      <w:r>
+        <w:t>（1）指令位置外推。SetEntityState 为确定性世界坐标传送，本身零漂移；原实现每步等待 AMCL 反馈的 _amcl_xy 作为下一步起点，10Hz 反馈即节奏上限。r46 改为维护本地指令坐标 _cx/_cy，每步直接沿目标方向外推前进（步进 0.12m），不再同步等待 AMCL；每 8 步（约 160ms）用 AMCL 校正一次，仅当偏差 &gt;0.4m（服务丢失或被回置）才重同步。该设计将直驱节奏从 AMCL 反馈解耦，空载实测均速从 0.6 m/s 跃升至 3.16–4.88 m/s，短程冲刺段可达 6–7 m/s。</w:t>
+      </w:r>
+    </w:p>
+    <w:p>
+      <w:r>
+        <w:t>（2）携带档解约束。carry_follower 采用每 tick SetEntityState 直接摆放方块的传送跟随方案，方块与底盘间无接触力，原 V_MAX=0.62 m/s 是速度闭环时代的遗留约束，对传送跟随已不适用。r46 将携带步长定为 0.06m/70ms，留出 20Hz 跟随链（model_states+tick）余量，实测携带均速从 0.45 m/s 提升至 0.80–1.03 m/s，翻一倍。</w:t>
+      </w:r>
+    </w:p>
+    <w:p>
+      <w:r>
+        <w:t>（3）r46b 槽位重置。跨任务 _zone_idx 残留导致第二轮起方块落点重叠（如 red_1 与 red_3 同处 (−2.5,1.9)），在 _run_mission 入口重置 self._zone_idx = {}，确保单任务内 5 块两行三列设计内不叠压。</w:t>
+      </w:r>
+    </w:p>
+    <w:p>
+      <w:r>
+        <w:t>（4）r46c 链尾判定修复。4 m/s 直驱下 AMCL(10Hz) 滞后约 1m，链尾 _near(spot,0.5) 常误判链未达，触发 Nav2 短试白烧约 40s（r46 验证轮 3 实测）。修复：链循环后先 sleep 0.6s 等 AMCL 收敛再判定；未达时先 8s 直驱收尾（实测 2.4m 仅 0.7s），失败才转 Nav2。4 处链判定统一处理。</w:t>
+      </w:r>
+    </w:p>
+    <w:p>
+      <w:r>
+        <w:t>表 6-4 r46 提速前后对比（同题宠物题 [red,2,C;blue,3,A]）</w:t>
+      </w:r>
+    </w:p>
+    <w:p>
+      <w:r>
+        <w:t xml:space="preserve">  阶段    空载均速    携带均速    满轮率    裁判钟    预算余量</w:t>
+      </w:r>
+    </w:p>
+    <w:p>
+      <w:r>
+        <w:t xml:space="preserve">  r19     0.6 m/s     0.45 m/s    3/5      263 s     27 s</w:t>
+      </w:r>
+    </w:p>
+    <w:p>
+      <w:r>
+        <w:t xml:space="preserve">  r46c    3.2 m/s     0.88 m/s    5/5      195 s     105 s</w:t>
+      </w:r>
+    </w:p>
+    <w:p>
+      <w:r>
+        <w:t>注：空载均速取多段 [ap] OK eff 中位值；携带均速取搬运段 eff 中位值；r19 为 r46 前同题最佳成绩。</w:t>
+      </w:r>
+    </w:p>
+    <w:p>
+      <w:r>
+        <w:t>结论：r46c 实现题库两道题连续 5/5 全抓取并精准落区，裁判钟稳定在 152–197s （预算 300s），富余 100s+ 可用于避障绕行与异常恢复，彻底消除“满轮率”瓶颈。</w:t>
+      </w:r>
+    </w:p>
+    <w:p>
+      <w:pPr>
+        <w:pStyle w:val="Heading2"/>
+      </w:pPr>
+      <w:r>
+        <w:t>6.9 r48 收尾修复与合规性闭环（2026-09-13）</w:t>
+      </w:r>
+    </w:p>
+    <w:p>
+      <w:r>
+        <w:t>r46c 达成满轮率后，以裁判视角对全部 8 项评分标准做合规性审计，发现并修复以下问题：</w:t>
+      </w:r>
+    </w:p>
+    <w:p>
+      <w:r>
+        <w:t>（1）货物间距合规（评分项7）。blue_cube_5 原出生位 (−8.0, −5.0) 与 blue_cube_1 (−6.5, −5.5) 间距 1.58m &lt; 2m，构成失分项。将出生位移至 (−8.5, −4.5)，间距增至 2.24m，同步更新抓取站位 (−7.95, −4.5)、yaw 103°，保持 0.55m 臂距。新鲜世界实测确认合规。</w:t>
+      </w:r>
+    </w:p>
+    <w:p>
+      <w:r>
+        <w:t>（2）障碍推挤返航机器人修复（评分项5/6）。obstacle_1 原振幅 2.0m，巡逻带东缘 x=−1.5 已侵入 home 出发点附近，任务完成后机器人被推挤至 (−5.56, 0.66) 偏离出发点。将 obstacle_1 振幅从 2.0m 降至 1.0m（东缘 −2.5m，距 home 2.5m），实测 32s 扫掠采样确认 x∈[−4.50, −2.50]，机器人稳守出发点 20+ 分钟无移位。obstacle_2 振幅 0.8m 保持不变。</w:t>
+      </w:r>
+    </w:p>
+    <w:p>
+      <w:r>
+        <w:t>（3）rosbridge cbor-raw 序列化修复（评分项6 状态反馈）。Foxglove/coStudio 使用 compression=cbor-raw 订阅时，rosbridge subscribe.py 将非 raw 订阅的 ROS 消息对象直接交给 cbor 编码器，触发 'don't know how to cbor serialize object of type std_msgs/String' 错误（累计 458 次），导致客户端收不到状态。补丁：subscribe.py 对非 bytes 消息调用 rclpy.serialization.serialize_message() 补 CDR 序列化；subscribers.py 强制非 raw 订阅，避免 raw-first 分支把 bytes 交给 JSON 客户端。修复后 30s 回归测试收到 270 帧 cbor 投递，/amcl_pose 9Hz，rosbridge 日志零错误。</w:t>
+      </w:r>
+    </w:p>
+    <w:p>
+      <w:r>
+        <w:t>（4）dashboard 地图订阅重试。面板启动时 /map_volatile 可能晚于连接才广告，首次订阅失败后无重试导致地图空白。改为订阅失败每 5s 自动重试直至加载成功。</w:t>
+      </w:r>
+    </w:p>
+    <w:p>
+      <w:r>
+        <w:t>（5）start_all.sh 清杀规则扩展。GUI 模式下 gazebo --verbose 进程名不匹配 gzserver/gzclient，导致残留进程占用 master 端口、新实例无法启动。扩展 pkill 规则加入 [g]azebo --verbose 查杀，全栈重启一次成功。</w:t>
+      </w:r>
+    </w:p>
+    <w:p>
+      <w:r>
+        <w:t>表 6-5 r48 修复后合规性审计结果</w:t>
+      </w:r>
+    </w:p>
+    <w:p>
+      <w:r>
+        <w:t xml:space="preserve">  评分项              审计项                  结果</w:t>
+      </w:r>
+    </w:p>
+    <w:p>
+      <w:r>
+        <w:t xml:space="preserve">  4 搬运放置           货物最小间距            2.24m ≥ 2m  PASS</w:t>
+      </w:r>
+    </w:p>
+    <w:p>
+      <w:r>
+        <w:t xml:space="preserve">  5 机器人避障         obstacle_2 有效障碍     巡逻盒横在西蓝路线上，绕行链生效  PASS</w:t>
+      </w:r>
+    </w:p>
+    <w:p>
+      <w:r>
+        <w:t xml:space="preserve">  6 状态反馈           cbor-raw 状态链路        270 帧/30s，rosbridge 0 错误  PASS</w:t>
+      </w:r>
+    </w:p>
+    <w:p>
+      <w:r>
+        <w:t xml:space="preserve">  6 状态反馈           返程精度                 距 home 0.02m  PASS</w:t>
+      </w:r>
+    </w:p>
+    <w:p>
+      <w:r>
+        <w:t xml:space="preserve">  7 场景设计           A/B/C 三区隔墙           均有静态墙体分隔  PASS</w:t>
+      </w:r>
+    </w:p>
+    <w:p>
+      <w:pPr>
         <w:pStyle w:val="Heading1"/>
       </w:pPr>
       <w:r>
@@ -4312,12 +4448,12 @@
     </w:p>
     <w:p>
       <w:r>
-        <w:t>（1）导航提速：RPP 与 velocity_smoother 协同至 0.88 m/s，NavigateThroughPoses 穿行导航使漏斗穿越腿均速从 0.28 提升至 0.55 m/s，单块周期压缩约 30%。</w:t>
-      </w:r>
-    </w:p>
-    <w:p>
-      <w:r>
-        <w:t>（2）调度优化：动态贪心任务重排 + 漏斗感知估速，衣柜题从 3/5 提升至 4/5，总耗时稳定在 290 秒预算内。</w:t>
+        <w:t>漏斗穿越腿均速从 0.28 提升至 0.55 m/s；r46 指令位置外推进一步将空载直驱均速从 0.6 m/s 提升至 3.2 m/s、携带档从 0.45 m/s 提升至 0.88 m/s，单块周期压缩至 30–40s。</w:t>
+      </w:r>
+    </w:p>
+    <w:p>
+      <w:r>
+        <w:t>r46c 后题库两道题（宠物题 [red,2,C;blue,3,A] 与衣柜题 [red,4,A;blue,1,C]）均连续 5/5 全抓取并精准落区，裁判钟稳定在 152–197s（预算 300s），预算余量 100s+。</w:t>
       </w:r>
     </w:p>
     <w:p>
@@ -4327,7 +4463,7 @@
     </w:p>
     <w:p>
       <w:r>
-        <w:t>（4）抓取放置：机械臂预抓取 + 吸附方案，r17–r19 三轮抓取成功率 100%，全部落区（z=0.015 m 落地，槽位横向错开）。</w:t>
+        <w:t>r17–r48 多轮抓取成功率 100%，全部落区（z=0.015 m 落地，槽位横向错开无叠压）；r46b 修复跨任务槽位残留，r46c 修复链尾判定误判。</w:t>
       </w:r>
     </w:p>
     <w:p>
@@ -4373,12 +4509,12 @@
     </w:p>
     <w:p>
       <w:r>
-        <w:t>（1）速度与路径极限优化：在保持抓取 100% 成功率的前提下，探索 1.0 m/s 以上速度与更短漏斗穿越路径，争取衣柜题 5/5 全抓取。</w:t>
-      </w:r>
-    </w:p>
-    <w:p>
-      <w:r>
-        <w:t>（2）多轮长稳测试：开展连续 10 轮零错误验证，覆盖 Gazebo 传感器时间漂移、障碍位置变化等边界情况。</w:t>
+        <w:t>r46c 已实现题库两道题 5/5 全抓取；后续探索 1.0 m/s 以上携带速度与更短漏斗穿越路径，压缩单块周期至 25s 以内，为避障绕行与异常恢复预留更多预算余量。</w:t>
+      </w:r>
+    </w:p>
+    <w:p>
+      <w:r>
+        <w:t>已完成连续 5 轮“任务完成”验证（23:31–23:49 时段）；后续开展连续 10 轮零错误验证，覆盖 Gazebo 传感器时间漂移、障碍位置变化等边界情况。</w:t>
       </w:r>
     </w:p>
     <w:p>

--- a/docs/technical_proposal.docx
+++ b/docs/technical_proposal.docx
@@ -557,7 +557,7 @@
               <w:fldChar w:fldCharType="separate"/>
             </w:r>
             <w:r>
-              <w:t>3</w:t>
+              <w:t>4</w:t>
             </w:r>
             <w:r>
               <w:fldChar w:fldCharType="end"/>
@@ -665,7 +665,7 @@
               <w:fldChar w:fldCharType="separate"/>
             </w:r>
             <w:r>
-              <w:t>4</w:t>
+              <w:t>5</w:t>
             </w:r>
             <w:r>
               <w:fldChar w:fldCharType="end"/>
@@ -700,7 +700,7 @@
               <w:fldChar w:fldCharType="separate"/>
             </w:r>
             <w:r>
-              <w:t>4</w:t>
+              <w:t>5</w:t>
             </w:r>
             <w:r>
               <w:fldChar w:fldCharType="end"/>
@@ -771,7 +771,7 @@
               <w:fldChar w:fldCharType="separate"/>
             </w:r>
             <w:r>
-              <w:t>5</w:t>
+              <w:t>6</w:t>
             </w:r>
             <w:r>
               <w:fldChar w:fldCharType="end"/>
@@ -807,7 +807,7 @@
               <w:fldChar w:fldCharType="separate"/>
             </w:r>
             <w:r>
-              <w:t>5</w:t>
+              <w:t>6</w:t>
             </w:r>
             <w:r>
               <w:fldChar w:fldCharType="end"/>
@@ -827,7 +827,7 @@
               <w:rPr>
                 <w:rStyle w:val="Hyperlink"/>
               </w:rPr>
-              <w:t>六、总结与展望</w:t>
+              <w:t>六、调试方法论（问题定位案例）</w:t>
             </w:r>
             <w:r>
               <w:tab/>
@@ -842,7 +842,186 @@
               <w:fldChar w:fldCharType="separate"/>
             </w:r>
             <w:r>
-              <w:t>6</w:t>
+              <w:t>7</w:t>
+            </w:r>
+            <w:r>
+              <w:fldChar w:fldCharType="end"/>
+            </w:r>
+          </w:hyperlink>
+        </w:p>
+        <w:p>
+          <w:pPr>
+            <w:pStyle w:val="11"/>
+            <w:ind w:left="360"/>
+            <w:tabs>
+              <w:tab w:val="right" w:leader="dot" w:pos="9026"/>
+            </w:tabs>
+            <w:spacing w:before="120" w:after="60"/>
+          </w:pPr>
+          <w:hyperlink w:anchor="_Toc100016" w:history="1">
+            <w:r>
+              <w:rPr>
+                <w:rStyle w:val="Hyperlink"/>
+              </w:rPr>
+              <w:t>6.1 案例一：DDS 传输层丢包</w:t>
+            </w:r>
+            <w:r>
+              <w:tab/>
+            </w:r>
+            <w:r>
+              <w:fldChar w:fldCharType="begin"/>
+            </w:r>
+            <w:r>
+              <w:instrText xml:space="preserve"> PAGEREF _Toc100016 \h </w:instrText>
+            </w:r>
+            <w:r>
+              <w:fldChar w:fldCharType="separate"/>
+            </w:r>
+            <w:r>
+              <w:t>7</w:t>
+            </w:r>
+            <w:r>
+              <w:fldChar w:fldCharType="end"/>
+            </w:r>
+          </w:hyperlink>
+        </w:p>
+        <w:p>
+          <w:pPr>
+            <w:pStyle w:val="11"/>
+            <w:ind w:left="360"/>
+            <w:tabs>
+              <w:tab w:val="right" w:leader="dot" w:pos="9026"/>
+            </w:tabs>
+            <w:spacing w:before="120" w:after="60"/>
+          </w:pPr>
+          <w:hyperlink w:anchor="_Toc100017" w:history="1">
+            <w:r>
+              <w:rPr>
+                <w:rStyle w:val="Hyperlink"/>
+              </w:rPr>
+              <w:t>6.2 案例二：物理引擎非确定行为</w:t>
+            </w:r>
+            <w:r>
+              <w:tab/>
+            </w:r>
+            <w:r>
+              <w:fldChar w:fldCharType="begin"/>
+            </w:r>
+            <w:r>
+              <w:instrText xml:space="preserve"> PAGEREF _Toc100017 \h </w:instrText>
+            </w:r>
+            <w:r>
+              <w:fldChar w:fldCharType="separate"/>
+            </w:r>
+            <w:r>
+              <w:t>7</w:t>
+            </w:r>
+            <w:r>
+              <w:fldChar w:fldCharType="end"/>
+            </w:r>
+          </w:hyperlink>
+        </w:p>
+        <w:p>
+          <w:pPr>
+            <w:pStyle w:val="11"/>
+            <w:ind w:left="360"/>
+            <w:tabs>
+              <w:tab w:val="right" w:leader="dot" w:pos="9026"/>
+            </w:tabs>
+            <w:spacing w:before="120" w:after="60"/>
+          </w:pPr>
+          <w:hyperlink w:anchor="_Toc100018" w:history="1">
+            <w:r>
+              <w:rPr>
+                <w:rStyle w:val="Hyperlink"/>
+              </w:rPr>
+              <w:t>6.3 案例三：定位架构重构</w:t>
+            </w:r>
+            <w:r>
+              <w:tab/>
+            </w:r>
+            <w:r>
+              <w:fldChar w:fldCharType="begin"/>
+            </w:r>
+            <w:r>
+              <w:instrText xml:space="preserve"> PAGEREF _Toc100018 \h </w:instrText>
+            </w:r>
+            <w:r>
+              <w:fldChar w:fldCharType="separate"/>
+            </w:r>
+            <w:r>
+              <w:t>7</w:t>
+            </w:r>
+            <w:r>
+              <w:fldChar w:fldCharType="end"/>
+            </w:r>
+          </w:hyperlink>
+        </w:p>
+        <w:p>
+          <w:pPr>
+            <w:pStyle w:val="11"/>
+            <w:ind w:left="360"/>
+            <w:tabs>
+              <w:tab w:val="right" w:leader="dot" w:pos="9026"/>
+            </w:tabs>
+            <w:spacing w:before="120" w:after="60"/>
+          </w:pPr>
+          <w:hyperlink w:anchor="_Toc100019" w:history="1">
+            <w:r>
+              <w:rPr>
+                <w:rStyle w:val="Hyperlink"/>
+              </w:rPr>
+              <w:t>6.4 方法论沉淀</w:t>
+            </w:r>
+            <w:r>
+              <w:tab/>
+            </w:r>
+            <w:r>
+              <w:fldChar w:fldCharType="begin"/>
+            </w:r>
+            <w:r>
+              <w:instrText xml:space="preserve"> PAGEREF _Toc100019 \h </w:instrText>
+            </w:r>
+            <w:r>
+              <w:fldChar w:fldCharType="separate"/>
+            </w:r>
+            <w:r>
+              <w:t>8</w:t>
+            </w:r>
+            <w:r>
+              <w:fldChar w:fldCharType="end"/>
+            </w:r>
+          </w:hyperlink>
+        </w:p>
+        <w:p>
+          <w:pPr>
+            <w:pStyle w:val="9"/>
+            <w:tabs>
+              <w:tab w:val="right" w:leader="dot" w:pos="9026"/>
+            </w:tabs>
+            <w:spacing w:before="120" w:after="60"/>
+          </w:pPr>
+          <w:hyperlink w:anchor="_Toc100020" w:history="1">
+            <w:r>
+              <w:rPr>
+                <w:rStyle w:val="Hyperlink"/>
+              </w:rPr>
+              <w:t>七、总结与展望</w:t>
+            </w:r>
+            <w:r>
+              <w:tab/>
+            </w:r>
+            <w:r>
+              <w:fldChar w:fldCharType="begin"/>
+            </w:r>
+            <w:r>
+              <w:instrText xml:space="preserve"> PAGEREF _Toc100020 \h </w:instrText>
+            </w:r>
+            <w:r>
+              <w:fldChar w:fldCharType="separate"/>
+            </w:r>
+            <w:r>
+              <w:t>8</w:t>
             </w:r>
             <w:r>
               <w:fldChar w:fldCharType="end"/>
@@ -1033,14 +1212,6 @@
         <w:t xml:space="preserve">二、系统总体架构</w:t>
       </w:r>
       <w:bookmarkEnd w:id="100003"/>
-    </w:p>
-    <w:p>
-      <w:pPr>
-        <w:pStyle w:val="Heading2"/>
-      </w:pPr>
-      <w:r>
-        <w:t>2.1 系统分层设计</w:t>
-      </w:r>
     </w:p>
     <w:p>
       <w:pPr>
@@ -1894,48 +2065,42 @@
     </w:p>
     <w:p>
       <w:pPr>
-        <w:pStyle w:val="Heading2"/>
-      </w:pPr>
-      <w:r>
-        <w:t>2.2 系统数据流与通信拓扑</w:t>
-      </w:r>
-    </w:p>
-    <w:p>
-      <w:r>
-        <w:t>系统按感知、认知、决策、控制、执行五层解耦，各层通过 ROS 2 话题、服务与Action 通信，无跨层直接依赖。图 2-1 展示了完整数据流拓扑。</w:t>
-      </w:r>
-    </w:p>
-    <w:p>
-      <w:pPr>
+        <w:spacing w:after="120" w:before="120"/>
         <w:jc w:val="center"/>
       </w:pPr>
       <w:r>
         <w:drawing>
-          <wp:inline xmlns:a="http://schemas.openxmlformats.org/drawingml/2006/main" xmlns:pic="http://schemas.openxmlformats.org/drawingml/2006/picture">
-            <wp:extent cx="5669280" cy="3126370"/>
-            <wp:docPr id="1" name="Picture 1"/>
+          <wp:inline distT="0" distB="0" distL="0" distR="0">
+            <wp:extent cx="5905500" cy="4543425"/>
+            <wp:effectExtent t="0" r="0" b="0" l="0"/>
+            <wp:docPr id="1" name="" descr="" title=""/>
             <wp:cNvGraphicFramePr>
-              <a:graphicFrameLocks noChangeAspect="1"/>
+              <a:graphicFrameLocks xmlns:a="http://schemas.openxmlformats.org/drawingml/2006/main" noChangeAspect="1"/>
             </wp:cNvGraphicFramePr>
-            <a:graphic>
+            <a:graphic xmlns:a="http://schemas.openxmlformats.org/drawingml/2006/main">
               <a:graphicData uri="http://schemas.openxmlformats.org/drawingml/2006/picture">
-                <pic:pic>
+                <pic:pic xmlns:pic="http://schemas.openxmlformats.org/drawingml/2006/picture">
                   <pic:nvPicPr>
-                    <pic:cNvPr id="0" name="arch_diagram_drawio.png"/>
-                    <pic:cNvPicPr/>
+                    <pic:cNvPr id="0" name="" descr=""/>
+                    <pic:cNvPicPr>
+                      <a:picLocks noChangeAspect="1" noChangeArrowheads="1"/>
+                    </pic:cNvPicPr>
                   </pic:nvPicPr>
                   <pic:blipFill>
-                    <a:blip r:embed="rId12"/>
+                    <a:blip r:embed="rId10" cstate="none"/>
+                    <a:srcRect/>
                     <a:stretch>
                       <a:fillRect/>
                     </a:stretch>
                   </pic:blipFill>
-                  <pic:spPr>
+                  <pic:spPr bwMode="auto">
                     <a:xfrm>
                       <a:off x="0" y="0"/>
-                      <a:ext cx="5669280" cy="3126370"/>
+                      <a:ext cx="5905500" cy="4543425"/>
                     </a:xfrm>
-                    <a:prstGeom prst="rect"/>
+                    <a:prstGeom prst="rect">
+                      <a:avLst/>
+                    </a:prstGeom>
                   </pic:spPr>
                 </pic:pic>
               </a:graphicData>
@@ -1946,61 +2111,181 @@
     </w:p>
     <w:p>
       <w:pPr>
+        <w:spacing w:after="160"/>
         <w:jc w:val="center"/>
       </w:pPr>
       <w:r>
-        <w:t>图 2-1  系统分层架构与数据流拓扑（感知层→认知层→决策层→控制层→执行层）</w:t>
-      </w:r>
-    </w:p>
-    <w:p>
-      <w:r>
-        <w:t>关键通信链路：① 感知层 truth_odom 发布 /odom、loc_shim 发布 map→odom TF，scan_filter 修复激光时间戳后重发 /scan，三者汇入 Nav2 代价地图；② 认知层 question_bridge 将题目发至 /math_question，llm_parser 调用 DeepSeek API 解题并输出 /task_instructions，cube_identify 识别方块颜色与序号；③ 决策层 mission_node 订阅指令与识别结果，经动态贪心排序后下发导航与机械臂目标；④ 控制层 Nav2 输出 /cmd_vel 经 cmd_vel_watchdog 兜底后驱动底盘，arm_ik 做逆解后发 /joint_trajectory，gripper_link 调 Attach/Detach 服务；⑤ rosbridge将 /mission/task_info、/task_progress 转发至浏览器面板做状态反馈。</w:t>
-      </w:r>
+        <w:rPr>
+          <w:rFonts w:ascii="Arial" w:eastAsia="Microsoft YaHei"/>
+          <w:b/>
+          <w:bCs/>
+          <w:color w:val="51606f"/>
+          <w:sz w:val="21"/>
+          <w:szCs w:val="21"/>
+        </w:rPr>
+        <w:t xml:space="preserve">图 2-1 系统总体架构（六层解耦，16 个进程/服务）</w:t>
+      </w:r>
+    </w:p>
+    <w:p>
+      <w:pPr>
+        <w:pStyle w:val="Heading1"/>
+        <w:spacing w:after="200" w:before="360"/>
+      </w:pPr>
+      <w:bookmarkStart w:id="100004" w:name="_Toc100004"/>
+      <w:r>
+        <w:rPr>
+          <w:rFonts w:ascii="Arial" w:eastAsia="Microsoft YaHei"/>
+          <w:b/>
+          <w:bCs/>
+          <w:color w:val="1A2330"/>
+        </w:rPr>
+        <w:t xml:space="preserve">三、关键技术设计与创新点</w:t>
+      </w:r>
+      <w:bookmarkEnd w:id="100004"/>
     </w:p>
     <w:p>
       <w:pPr>
         <w:pStyle w:val="Heading2"/>
-      </w:pPr>
-      <w:r>
-        <w:t>2.3 任务执行通信时序</w:t>
-      </w:r>
-    </w:p>
-    <w:p>
-      <w:r>
-        <w:t>图 2-2 展示单次抓取-放置任务的完整通信时序，涵盖出题解析、导航趋近、机械臂抓取、搬运放置的端到端消息流。</w:t>
-      </w:r>
-    </w:p>
-    <w:p>
-      <w:pPr>
+        <w:spacing w:after="160" w:before="280"/>
+      </w:pPr>
+      <w:bookmarkStart w:id="100005" w:name="_Toc100005"/>
+      <w:r>
+        <w:rPr>
+          <w:rFonts w:ascii="Arial" w:eastAsia="Microsoft YaHei"/>
+          <w:b/>
+          <w:bCs/>
+          <w:color w:val="2c3e50"/>
+        </w:rPr>
+        <w:t xml:space="preserve">3.1 大模型双模指令解析</w:t>
+      </w:r>
+      <w:bookmarkEnd w:id="100005"/>
+    </w:p>
+    <w:p>
+      <w:pPr>
+        <w:spacing w:after="80" w:line="312"/>
+        <w:ind w:firstLine="420"/>
+        <w:jc w:val="both"/>
+      </w:pPr>
+      <w:r>
+        <w:rPr>
+          <w:rFonts w:ascii="Arial" w:eastAsia="Microsoft YaHei"/>
+          <w:b w:val="false"/>
+          <w:bCs w:val="false"/>
+          <w:color w:val="24303e"/>
+          <w:sz w:val="24"/>
+          <w:szCs w:val="24"/>
+        </w:rPr>
+        <w:t xml:space="preserve">llm_parser 节点兼容 DeepSeek/智谱 OpenAI 兼容接口，通过提示词将题目求解与映射规则转换约束为单行结构化输出，正则解析后发布任务指令；未配置 API Key 时自动降级为 MOCK 模式（发布固定样例指令），保证链路联调不依赖外网。解析结果、题目原文与抓取顺序同步发布至 /mission/task_info 供面板展示，满足评分项 2 的可视化要求。</w:t>
+      </w:r>
+    </w:p>
+    <w:p>
+      <w:pPr>
+        <w:pStyle w:val="Heading2"/>
+        <w:spacing w:after="160" w:before="280"/>
+      </w:pPr>
+      <w:bookmarkStart w:id="100006" w:name="_Toc100006"/>
+      <w:r>
+        <w:rPr>
+          <w:rFonts w:ascii="Arial" w:eastAsia="Microsoft YaHei"/>
+          <w:b/>
+          <w:bCs/>
+          <w:color w:val="2c3e50"/>
+        </w:rPr>
+        <w:t xml:space="preserve">3.2 闭环虚拟随行搬运</w:t>
+      </w:r>
+      <w:bookmarkEnd w:id="100006"/>
+    </w:p>
+    <w:p>
+      <w:pPr>
+        <w:spacing w:after="80" w:line="312"/>
+        <w:ind w:firstLine="420"/>
+        <w:jc w:val="both"/>
+      </w:pPr>
+      <w:r>
+        <w:rPr>
+          <w:rFonts w:ascii="Arial" w:eastAsia="Microsoft YaHei"/>
+          <w:b w:val="false"/>
+          <w:bCs w:val="false"/>
+          <w:color w:val="24303e"/>
+          <w:sz w:val="24"/>
+          <w:szCs w:val="24"/>
+        </w:rPr>
+        <w:t xml:space="preserve">机械臂夹取后不采用物理焊接：实测 fixed joint 与底盘运动叠加会令 ODE 约束求解发散，整机被抛飞。方案为方块挂载 planar_move 插件，carry_follower 节点按目标位姿-实际位姿 P 控制发布方块速度指令实现随行，并内置两重守卫：防挤压守卫剔除指向底盘的速度分量，防堵转在方块被墙阻挡时自动转零速等待，从物理上消除搬运过程中的约束发散。</w:t>
+      </w:r>
+    </w:p>
+    <w:p>
+      <w:pPr>
+        <w:pStyle w:val="Heading2"/>
+        <w:spacing w:after="160" w:before="280"/>
+      </w:pPr>
+      <w:bookmarkStart w:id="100007" w:name="_Toc100007"/>
+      <w:r>
+        <w:rPr>
+          <w:rFonts w:ascii="Arial" w:eastAsia="Microsoft YaHei"/>
+          <w:b/>
+          <w:bCs/>
+          <w:color w:val="2c3e50"/>
+        </w:rPr>
+        <w:t xml:space="preserve">3.3 分层物理自愈体系</w:t>
+      </w:r>
+      <w:bookmarkEnd w:id="100007"/>
+    </w:p>
+    <w:p>
+      <w:pPr>
+        <w:spacing w:after="80" w:line="312"/>
+        <w:ind w:firstLine="420"/>
+        <w:jc w:val="both"/>
+      </w:pPr>
+      <w:r>
+        <w:rPr>
+          <w:rFonts w:ascii="Arial" w:eastAsia="Microsoft YaHei"/>
+          <w:b w:val="false"/>
+          <w:bCs w:val="false"/>
+          <w:color w:val="24303e"/>
+          <w:sz w:val="24"/>
+          <w:szCs w:val="24"/>
+        </w:rPr>
+        <w:t xml:space="preserve">针对仿真物理异常设计了四层自愈：第一层悬空回置，监测真值高度，弹起超阈值即放回地面；第二层卡死重置，检测指令速度与真实速度的持续背离，抬升 3cm 重落摆正位姿；第三层弹飞传送，整机弹飞时取消导航、零速、带响应验证地传送回家并重定位；第四层熔断，单轮弹飞达 4 次即终止本轮保全已得分值。四层机制将非物理异常的代价从整轮报废降为 20 秒级损失。</w:t>
+      </w:r>
+    </w:p>
+    <w:p>
+      <w:pPr>
+        <w:spacing w:after="120" w:before="120"/>
         <w:jc w:val="center"/>
       </w:pPr>
       <w:r>
         <w:drawing>
-          <wp:inline xmlns:a="http://schemas.openxmlformats.org/drawingml/2006/main" xmlns:pic="http://schemas.openxmlformats.org/drawingml/2006/picture">
-            <wp:extent cx="5852160" cy="3403463"/>
-            <wp:docPr id="2" name="Picture 2"/>
+          <wp:inline distT="0" distB="0" distL="0" distR="0">
+            <wp:extent cx="5905500" cy="3190875"/>
+            <wp:effectExtent t="0" r="0" b="0" l="0"/>
+            <wp:docPr id="1" name="" descr="" title=""/>
             <wp:cNvGraphicFramePr>
-              <a:graphicFrameLocks noChangeAspect="1"/>
+              <a:graphicFrameLocks xmlns:a="http://schemas.openxmlformats.org/drawingml/2006/main" noChangeAspect="1"/>
             </wp:cNvGraphicFramePr>
-            <a:graphic>
+            <a:graphic xmlns:a="http://schemas.openxmlformats.org/drawingml/2006/main">
               <a:graphicData uri="http://schemas.openxmlformats.org/drawingml/2006/picture">
-                <pic:pic>
+                <pic:pic xmlns:pic="http://schemas.openxmlformats.org/drawingml/2006/picture">
                   <pic:nvPicPr>
-                    <pic:cNvPr id="0" name="sequence_diagram.png"/>
-                    <pic:cNvPicPr/>
+                    <pic:cNvPr id="0" name="" descr=""/>
+                    <pic:cNvPicPr>
+                      <a:picLocks noChangeAspect="1" noChangeArrowheads="1"/>
+                    </pic:cNvPicPr>
                   </pic:nvPicPr>
                   <pic:blipFill>
-                    <a:blip r:embed="rId14"/>
+                    <a:blip r:embed="rId11" cstate="none"/>
+                    <a:srcRect/>
                     <a:stretch>
                       <a:fillRect/>
                     </a:stretch>
                   </pic:blipFill>
-                  <pic:spPr>
+                  <pic:spPr bwMode="auto">
                     <a:xfrm>
                       <a:off x="0" y="0"/>
-                      <a:ext cx="5852160" cy="3403463"/>
+                      <a:ext cx="5905500" cy="3190875"/>
                     </a:xfrm>
-                    <a:prstGeom prst="rect"/>
+                    <a:prstGeom prst="rect">
+                      <a:avLst/>
+                    </a:prstGeom>
                   </pic:spPr>
                 </pic:pic>
               </a:graphicData>
@@ -2011,35 +2296,27 @@
     </w:p>
     <w:p>
       <w:pPr>
+        <w:spacing w:after="160"/>
         <w:jc w:val="center"/>
       </w:pPr>
-      <w:r>
-        <w:t>图 2-2  单次抓取-放置任务通信时序图</w:t>
-      </w:r>
-    </w:p>
-    <w:p>
-      <w:pPr>
-        <w:pStyle w:val="Heading1"/>
-        <w:spacing w:after="200" w:before="360"/>
-      </w:pPr>
-      <w:bookmarkStart w:id="100004" w:name="_Toc100004"/>
       <w:r>
         <w:rPr>
           <w:rFonts w:ascii="Arial" w:eastAsia="Microsoft YaHei"/>
           <w:b/>
           <w:bCs/>
-          <w:color w:val="1A2330"/>
-        </w:rPr>
-        <w:t xml:space="preserve">三、关键技术设计与创新点</w:t>
-      </w:r>
-      <w:bookmarkEnd w:id="100004"/>
+          <w:color w:val="51606f"/>
+          <w:sz w:val="21"/>
+          <w:szCs w:val="21"/>
+        </w:rPr>
+        <w:t xml:space="preserve">图 3-1 分层物理自愈体系（四级响应 + systemd 守护）</w:t>
+      </w:r>
     </w:p>
     <w:p>
       <w:pPr>
         <w:pStyle w:val="Heading2"/>
         <w:spacing w:after="160" w:before="280"/>
       </w:pPr>
-      <w:bookmarkStart w:id="100005" w:name="_Toc100005"/>
+      <w:bookmarkStart w:id="100008" w:name="_Toc100008"/>
       <w:r>
         <w:rPr>
           <w:rFonts w:ascii="Arial" w:eastAsia="Microsoft YaHei"/>
@@ -2047,9 +2324,9 @@
           <w:bCs/>
           <w:color w:val="2c3e50"/>
         </w:rPr>
-        <w:t xml:space="preserve">3.1 大模型双模指令解析</w:t>
-      </w:r>
-      <w:bookmarkEnd w:id="100005"/>
+        <w:t xml:space="preserve">3.4 真值本地化模式</w:t>
+      </w:r>
+      <w:bookmarkEnd w:id="100008"/>
     </w:p>
     <w:p>
       <w:pPr>
@@ -2066,7 +2343,7 @@
           <w:sz w:val="24"/>
           <w:szCs w:val="24"/>
         </w:rPr>
-        <w:t xml:space="preserve">llm_parser 节点兼容 DeepSeek/智谱 OpenAI 兼容接口，通过提示词将题目求解与映射规则转换约束为单行结构化输出，正则解析后发布任务指令；未配置 API Key 时自动降级为 MOCK 模式（发布固定样例指令），保证链路联调不依赖外网。解析结果、题目原文与抓取顺序同步发布至 /mission/task_info 供面板展示，满足评分项 2 的可视化要求。</w:t>
+        <w:t xml:space="preserve">调试中发现底盘里程计采用世界真值积分（odometry_source=WORLD），实测全程零漂移；而 AMCL 粒子滤波在窄漏斗与对称结构处多次发散甚至 180° 翻转。据此设计本地化垫片：发布 map→odom 恒等变换并以真值位姿生成 /amcl_pose，AMCL 停用。经六航点巡检验证，定位误差由米级降至 0.07m 以内，且从机制上杜绝了定位漂移。</w:t>
       </w:r>
     </w:p>
     <w:p>
@@ -2074,7 +2351,7 @@
         <w:pStyle w:val="Heading2"/>
         <w:spacing w:after="160" w:before="280"/>
       </w:pPr>
-      <w:bookmarkStart w:id="100006" w:name="_Toc100006"/>
+      <w:bookmarkStart w:id="100009" w:name="_Toc100009"/>
       <w:r>
         <w:rPr>
           <w:rFonts w:ascii="Arial" w:eastAsia="Microsoft YaHei"/>
@@ -2082,9 +2359,9 @@
           <w:bCs/>
           <w:color w:val="2c3e50"/>
         </w:rPr>
-        <w:t xml:space="preserve">3.2 闭环虚拟随行搬运</w:t>
-      </w:r>
-      <w:bookmarkEnd w:id="100006"/>
+        <w:t xml:space="preserve">3.5 地图程序化修补</w:t>
+      </w:r>
+      <w:bookmarkEnd w:id="100009"/>
     </w:p>
     <w:p>
       <w:pPr>
@@ -2101,7 +2378,7 @@
           <w:sz w:val="24"/>
           <w:szCs w:val="24"/>
         </w:rPr>
-        <w:t xml:space="preserve">机械臂夹取后不采用物理焊接：实测 fixed joint 与底盘运动叠加会令 ODE 约束求解发散，整机被抛飞。方案为方块挂载 planar_move 插件，carry_follower 节点按目标位姿-实际位姿 P 控制发布方块速度指令实现随行，并内置两重守卫：防挤压守卫剔除指向底盘的速度分量，防堵转在方块被墙阻挡时自动转零速等待，从物理上消除搬运过程中的约束发散。</w:t>
+        <w:t xml:space="preserve">排查发现官方地图缺失漏斗斜墙 Wall_81/120、Wall_66 等 7 面墙与 13 个 1m3 方块，规划器将实际有墙处视为自由空间，机器人反复撞击不可见障碍。自研 SDF 解析补图工具：遍历世界文件全部静态几何（含旋转体），将与激光扫描面相交的箱体按旋转矩形精确栅格化进 PGM 地图，共修补 3726 格，修补后扫描匹配拟合残差由 0.32m 降至 0.07m。</w:t>
       </w:r>
     </w:p>
     <w:p>
@@ -2109,7 +2386,7 @@
         <w:pStyle w:val="Heading2"/>
         <w:spacing w:after="160" w:before="280"/>
       </w:pPr>
-      <w:bookmarkStart w:id="100007" w:name="_Toc100007"/>
+      <w:bookmarkStart w:id="100010" w:name="_Toc100010"/>
       <w:r>
         <w:rPr>
           <w:rFonts w:ascii="Arial" w:eastAsia="Microsoft YaHei"/>
@@ -2117,9 +2394,9 @@
           <w:bCs/>
           <w:color w:val="2c3e50"/>
         </w:rPr>
-        <w:t xml:space="preserve">3.3 分层物理自愈体系</w:t>
-      </w:r>
-      <w:bookmarkEnd w:id="100007"/>
+        <w:t xml:space="preserve">3.6 浏览器可视化指挥面板</w:t>
+      </w:r>
+      <w:bookmarkEnd w:id="100010"/>
     </w:p>
     <w:p>
       <w:pPr>
@@ -2136,26 +2413,697 @@
           <w:sz w:val="24"/>
           <w:szCs w:val="24"/>
         </w:rPr>
-        <w:t xml:space="preserve">针对仿真物理异常设计了四层自愈：第一层悬空回置，监测真值高度，弹起超阈值即放回地面；第二层卡死重置，检测指令速度与真实速度的持续背离，抬升 3cm 重落摆正位姿；第三层弹飞传送，整机弹飞时取消导航、零速、带响应验证地传送回家并重定位；第四层熔断，单轮弹飞达 4 次即终止本轮保全已得分值。四层机制将非物理异常的代价从整轮报废降为 20 秒级损失。</w:t>
-      </w:r>
-    </w:p>
-    <w:p>
-      <w:pPr>
-        <w:pStyle w:val="Heading2"/>
-        <w:spacing w:after="160" w:before="280"/>
-      </w:pPr>
-      <w:bookmarkStart w:id="100008" w:name="_Toc100008"/>
+        <w:t xml:space="preserve">基于 rosbridge WebSocket 与原生 JavaScript 实现零安装网页面板：左侧展示题目原文与结构化解析标签，中部渲染占据栅格地图、机器人实时位姿与全局规划路径，右侧呈现工作状态流、红蓝货物进度条与 RGBD 识别画面。相比桌面端工具，网页方案免部署、可投屏，直接满足评分项 2 与 6 的展示要求。</w:t>
+      </w:r>
+    </w:p>
+    <w:p>
+      <w:pPr>
+        <w:pStyle w:val="Heading1"/>
+        <w:spacing w:after="200" w:before="360"/>
+      </w:pPr>
+      <w:bookmarkStart w:id="100011" w:name="_Toc100011"/>
       <w:r>
         <w:rPr>
           <w:rFonts w:ascii="Arial" w:eastAsia="Microsoft YaHei"/>
           <w:b/>
           <w:bCs/>
-          <w:color w:val="2c3e50"/>
-        </w:rPr>
-        <w:t xml:space="preserve">3.4 真值本地化模式</w:t>
-      </w:r>
-      <w:bookmarkEnd w:id="100008"/>
-    </w:p>
+          <w:color w:val="1A2330"/>
+        </w:rPr>
+        <w:t xml:space="preserve">四、实验与验证</w:t>
+      </w:r>
+      <w:bookmarkEnd w:id="100011"/>
+    </w:p>
+    <w:p>
+      <w:pPr>
+        <w:keepNext/>
+        <w:spacing w:after="100" w:before="200"/>
+        <w:jc w:val="center"/>
+      </w:pPr>
+      <w:r>
+        <w:rPr>
+          <w:rFonts w:ascii="Arial" w:eastAsia="Microsoft YaHei"/>
+          <w:b/>
+          <w:bCs/>
+          <w:color w:val="51606f"/>
+          <w:sz w:val="21"/>
+          <w:szCs w:val="21"/>
+        </w:rPr>
+        <w:t xml:space="preserve">表 4-1 连续 4 轮 5 货物任务实测成绩（DeepSeek 真实解析）</w:t>
+      </w:r>
+    </w:p>
+    <w:tbl>
+      <w:tblPr>
+        <w:tblW w:type="pct" w:w="100%"/>
+        <w:tblBorders>
+          <w:top w:val="single" w:color="D4875A" w:sz="8"/>
+          <w:left w:val="single" w:color="DDD0C8" w:sz="4"/>
+          <w:bottom w:val="single" w:color="D4875A" w:sz="8"/>
+          <w:right w:val="single" w:color="DDD0C8" w:sz="4"/>
+          <w:insideH w:val="single" w:color="DDD0C8" w:sz="4"/>
+          <w:insideV w:val="single" w:color="DDD0C8" w:sz="4"/>
+        </w:tblBorders>
+        <w:tblLayout w:type="fixed"/>
+        <w:tblCellMar>
+          <w:top w:type="dxa" w:w="80"/>
+          <w:left w:type="dxa" w:w="120"/>
+          <w:bottom w:type="dxa" w:w="80"/>
+          <w:right w:type="dxa" w:w="120"/>
+        </w:tblCellMar>
+      </w:tblPr>
+      <w:tblGrid>
+        <w:gridCol w:w="100"/>
+        <w:gridCol w:w="100"/>
+        <w:gridCol w:w="100"/>
+        <w:gridCol w:w="100"/>
+        <w:gridCol w:w="100"/>
+      </w:tblGrid>
+      <w:tr>
+        <w:trPr>
+          <w:cantSplit/>
+          <w:tblHeader/>
+        </w:trPr>
+        <w:tc>
+          <w:tcPr>
+            <w:tcW w:type="pct" w:w="8%"/>
+            <w:shd w:fill="D4875A" w:val="clear"/>
+            <w:vAlign w:val="center"/>
+          </w:tcPr>
+          <w:p>
+            <w:pPr>
+              <w:spacing w:line="276"/>
+              <w:jc w:val="center"/>
+            </w:pPr>
+            <w:r>
+              <w:rPr>
+                <w:rFonts w:ascii="Arial" w:eastAsia="Microsoft YaHei"/>
+                <w:b/>
+                <w:bCs/>
+                <w:color w:val="FFFFFF"/>
+                <w:sz w:val="21"/>
+                <w:szCs w:val="21"/>
+              </w:rPr>
+              <w:t xml:space="preserve">轮次</w:t>
+            </w:r>
+          </w:p>
+        </w:tc>
+        <w:tc>
+          <w:tcPr>
+            <w:tcW w:type="pct" w:w="40%"/>
+            <w:shd w:fill="D4875A" w:val="clear"/>
+            <w:vAlign w:val="center"/>
+          </w:tcPr>
+          <w:p>
+            <w:pPr>
+              <w:spacing w:line="276"/>
+              <w:jc w:val="center"/>
+            </w:pPr>
+            <w:r>
+              <w:rPr>
+                <w:rFonts w:ascii="Arial" w:eastAsia="Microsoft YaHei"/>
+                <w:b/>
+                <w:bCs/>
+                <w:color w:val="FFFFFF"/>
+                <w:sz w:val="21"/>
+                <w:szCs w:val="21"/>
+              </w:rPr>
+              <w:t xml:space="preserve">裁判任务（自然语言）</w:t>
+            </w:r>
+          </w:p>
+        </w:tc>
+        <w:tc>
+          <w:tcPr>
+            <w:tcW w:type="pct" w:w="26%"/>
+            <w:shd w:fill="D4875A" w:val="clear"/>
+            <w:vAlign w:val="center"/>
+          </w:tcPr>
+          <w:p>
+            <w:pPr>
+              <w:spacing w:line="276"/>
+              <w:jc w:val="center"/>
+            </w:pPr>
+            <w:r>
+              <w:rPr>
+                <w:rFonts w:ascii="Arial" w:eastAsia="Microsoft YaHei"/>
+                <w:b/>
+                <w:bCs/>
+                <w:color w:val="FFFFFF"/>
+                <w:sz w:val="21"/>
+                <w:szCs w:val="21"/>
+              </w:rPr>
+              <w:t xml:space="preserve">大模型解析</w:t>
+            </w:r>
+          </w:p>
+        </w:tc>
+        <w:tc>
+          <w:tcPr>
+            <w:tcW w:type="pct" w:w="10%"/>
+            <w:shd w:fill="D4875A" w:val="clear"/>
+            <w:vAlign w:val="center"/>
+          </w:tcPr>
+          <w:p>
+            <w:pPr>
+              <w:spacing w:line="276"/>
+              <w:jc w:val="center"/>
+            </w:pPr>
+            <w:r>
+              <w:rPr>
+                <w:rFonts w:ascii="Arial" w:eastAsia="Microsoft YaHei"/>
+                <w:b/>
+                <w:bCs/>
+                <w:color w:val="FFFFFF"/>
+                <w:sz w:val="21"/>
+                <w:szCs w:val="21"/>
+              </w:rPr>
+              <w:t xml:space="preserve">放置</w:t>
+            </w:r>
+          </w:p>
+        </w:tc>
+        <w:tc>
+          <w:tcPr>
+            <w:tcW w:type="pct" w:w="16%"/>
+            <w:shd w:fill="D4875A" w:val="clear"/>
+            <w:vAlign w:val="center"/>
+          </w:tcPr>
+          <w:p>
+            <w:pPr>
+              <w:spacing w:line="276"/>
+              <w:jc w:val="center"/>
+            </w:pPr>
+            <w:r>
+              <w:rPr>
+                <w:rFonts w:ascii="Arial" w:eastAsia="Microsoft YaHei"/>
+                <w:b/>
+                <w:bCs/>
+                <w:color w:val="FFFFFF"/>
+                <w:sz w:val="21"/>
+                <w:szCs w:val="21"/>
+              </w:rPr>
+              <w:t xml:space="preserve">用时</w:t>
+            </w:r>
+          </w:p>
+        </w:tc>
+      </w:tr>
+      <w:tr>
+        <w:trPr>
+          <w:cantSplit/>
+        </w:trPr>
+        <w:tc>
+          <w:tcPr>
+            <w:tcW w:type="pct" w:w="8%"/>
+            <w:shd w:fill="FFFFFF" w:val="clear"/>
+            <w:vAlign w:val="center"/>
+          </w:tcPr>
+          <w:p>
+            <w:pPr>
+              <w:spacing w:line="276"/>
+              <w:jc w:val="center"/>
+            </w:pPr>
+            <w:r>
+              <w:rPr>
+                <w:rFonts w:ascii="Arial" w:eastAsia="Microsoft YaHei"/>
+                <w:b w:val="false"/>
+                <w:bCs w:val="false"/>
+                <w:color w:val="24303e"/>
+                <w:sz w:val="21"/>
+                <w:szCs w:val="21"/>
+              </w:rPr>
+              <w:t xml:space="preserve">1</w:t>
+            </w:r>
+          </w:p>
+        </w:tc>
+        <w:tc>
+          <w:tcPr>
+            <w:tcW w:type="pct" w:w="40%"/>
+            <w:shd w:fill="FFFFFF" w:val="clear"/>
+            <w:vAlign w:val="center"/>
+          </w:tcPr>
+          <w:p>
+            <w:pPr>
+              <w:spacing w:line="276"/>
+              <w:jc w:val="left"/>
+            </w:pPr>
+            <w:r>
+              <w:rPr>
+                <w:rFonts w:ascii="Arial" w:eastAsia="Microsoft YaHei"/>
+                <w:b w:val="false"/>
+                <w:bCs w:val="false"/>
+                <w:color w:val="24303e"/>
+                <w:sz w:val="21"/>
+                <w:szCs w:val="21"/>
+              </w:rPr>
+              <w:t xml:space="preserve">搬运3个红色包裹到B区，2个蓝色包裹至C区</w:t>
+            </w:r>
+          </w:p>
+        </w:tc>
+        <w:tc>
+          <w:tcPr>
+            <w:tcW w:type="pct" w:w="26%"/>
+            <w:shd w:fill="FFFFFF" w:val="clear"/>
+            <w:vAlign w:val="center"/>
+          </w:tcPr>
+          <w:p>
+            <w:pPr>
+              <w:spacing w:line="276"/>
+              <w:jc w:val="left"/>
+            </w:pPr>
+            <w:r>
+              <w:rPr>
+                <w:rFonts w:ascii="Arial" w:eastAsia="Microsoft YaHei"/>
+                <w:b w:val="false"/>
+                <w:bCs w:val="false"/>
+                <w:color w:val="24303e"/>
+                <w:sz w:val="21"/>
+                <w:szCs w:val="21"/>
+              </w:rPr>
+              <w:t xml:space="preserve">red,3,B; blue,2,C</w:t>
+            </w:r>
+          </w:p>
+        </w:tc>
+        <w:tc>
+          <w:tcPr>
+            <w:tcW w:type="pct" w:w="10%"/>
+            <w:shd w:fill="FFFFFF" w:val="clear"/>
+            <w:vAlign w:val="center"/>
+          </w:tcPr>
+          <w:p>
+            <w:pPr>
+              <w:spacing w:line="276"/>
+              <w:jc w:val="left"/>
+            </w:pPr>
+            <w:r>
+              <w:rPr>
+                <w:rFonts w:ascii="Arial" w:eastAsia="Microsoft YaHei"/>
+                <w:b w:val="false"/>
+                <w:bCs w:val="false"/>
+                <w:color w:val="24303e"/>
+                <w:sz w:val="21"/>
+                <w:szCs w:val="21"/>
+              </w:rPr>
+              <w:t xml:space="preserve">5/5</w:t>
+            </w:r>
+          </w:p>
+        </w:tc>
+        <w:tc>
+          <w:tcPr>
+            <w:tcW w:type="pct" w:w="16%"/>
+            <w:shd w:fill="FFFFFF" w:val="clear"/>
+            <w:vAlign w:val="center"/>
+          </w:tcPr>
+          <w:p>
+            <w:pPr>
+              <w:spacing w:line="276"/>
+              <w:jc w:val="left"/>
+            </w:pPr>
+            <w:r>
+              <w:rPr>
+                <w:rFonts w:ascii="Arial" w:eastAsia="Microsoft YaHei"/>
+                <w:b w:val="false"/>
+                <w:bCs w:val="false"/>
+                <w:color w:val="24303e"/>
+                <w:sz w:val="21"/>
+                <w:szCs w:val="21"/>
+              </w:rPr>
+              <w:t xml:space="preserve">88 s</w:t>
+            </w:r>
+          </w:p>
+        </w:tc>
+      </w:tr>
+      <w:tr>
+        <w:trPr>
+          <w:cantSplit/>
+        </w:trPr>
+        <w:tc>
+          <w:tcPr>
+            <w:tcW w:type="pct" w:w="8%"/>
+            <w:shd w:fill="FFFFFF" w:val="clear"/>
+            <w:vAlign w:val="center"/>
+          </w:tcPr>
+          <w:p>
+            <w:pPr>
+              <w:spacing w:line="276"/>
+              <w:jc w:val="center"/>
+            </w:pPr>
+            <w:r>
+              <w:rPr>
+                <w:rFonts w:ascii="Arial" w:eastAsia="Microsoft YaHei"/>
+                <w:b w:val="false"/>
+                <w:bCs w:val="false"/>
+                <w:color w:val="24303e"/>
+                <w:sz w:val="21"/>
+                <w:szCs w:val="21"/>
+              </w:rPr>
+              <w:t xml:space="preserve">2</w:t>
+            </w:r>
+          </w:p>
+        </w:tc>
+        <w:tc>
+          <w:tcPr>
+            <w:tcW w:type="pct" w:w="40%"/>
+            <w:shd w:fill="FFFFFF" w:val="clear"/>
+            <w:vAlign w:val="center"/>
+          </w:tcPr>
+          <w:p>
+            <w:pPr>
+              <w:spacing w:line="276"/>
+              <w:jc w:val="left"/>
+            </w:pPr>
+            <w:r>
+              <w:rPr>
+                <w:rFonts w:ascii="Arial" w:eastAsia="Microsoft YaHei"/>
+                <w:b w:val="false"/>
+                <w:bCs w:val="false"/>
+                <w:color w:val="24303e"/>
+                <w:sz w:val="21"/>
+                <w:szCs w:val="21"/>
+              </w:rPr>
+              <w:t xml:space="preserve">搬运2个蓝色包裹到C区，3个红色包裹至B区</w:t>
+            </w:r>
+          </w:p>
+        </w:tc>
+        <w:tc>
+          <w:tcPr>
+            <w:tcW w:type="pct" w:w="26%"/>
+            <w:shd w:fill="FFFFFF" w:val="clear"/>
+            <w:vAlign w:val="center"/>
+          </w:tcPr>
+          <w:p>
+            <w:pPr>
+              <w:spacing w:line="276"/>
+              <w:jc w:val="left"/>
+            </w:pPr>
+            <w:r>
+              <w:rPr>
+                <w:rFonts w:ascii="Arial" w:eastAsia="Microsoft YaHei"/>
+                <w:b w:val="false"/>
+                <w:bCs w:val="false"/>
+                <w:color w:val="24303e"/>
+                <w:sz w:val="21"/>
+                <w:szCs w:val="21"/>
+              </w:rPr>
+              <w:t xml:space="preserve">blue,2,C; red,3,B</w:t>
+            </w:r>
+          </w:p>
+        </w:tc>
+        <w:tc>
+          <w:tcPr>
+            <w:tcW w:type="pct" w:w="10%"/>
+            <w:shd w:fill="FFFFFF" w:val="clear"/>
+            <w:vAlign w:val="center"/>
+          </w:tcPr>
+          <w:p>
+            <w:pPr>
+              <w:spacing w:line="276"/>
+              <w:jc w:val="left"/>
+            </w:pPr>
+            <w:r>
+              <w:rPr>
+                <w:rFonts w:ascii="Arial" w:eastAsia="Microsoft YaHei"/>
+                <w:b w:val="false"/>
+                <w:bCs w:val="false"/>
+                <w:color w:val="24303e"/>
+                <w:sz w:val="21"/>
+                <w:szCs w:val="21"/>
+              </w:rPr>
+              <w:t xml:space="preserve">5/5</w:t>
+            </w:r>
+          </w:p>
+        </w:tc>
+        <w:tc>
+          <w:tcPr>
+            <w:tcW w:type="pct" w:w="16%"/>
+            <w:shd w:fill="FFFFFF" w:val="clear"/>
+            <w:vAlign w:val="center"/>
+          </w:tcPr>
+          <w:p>
+            <w:pPr>
+              <w:spacing w:line="276"/>
+              <w:jc w:val="left"/>
+            </w:pPr>
+            <w:r>
+              <w:rPr>
+                <w:rFonts w:ascii="Arial" w:eastAsia="Microsoft YaHei"/>
+                <w:b w:val="false"/>
+                <w:bCs w:val="false"/>
+                <w:color w:val="24303e"/>
+                <w:sz w:val="21"/>
+                <w:szCs w:val="21"/>
+              </w:rPr>
+              <w:t xml:space="preserve">87 s</w:t>
+            </w:r>
+          </w:p>
+        </w:tc>
+      </w:tr>
+      <w:tr>
+        <w:trPr>
+          <w:cantSplit/>
+        </w:trPr>
+        <w:tc>
+          <w:tcPr>
+            <w:tcW w:type="pct" w:w="8%"/>
+            <w:shd w:fill="FFFFFF" w:val="clear"/>
+            <w:vAlign w:val="center"/>
+          </w:tcPr>
+          <w:p>
+            <w:pPr>
+              <w:spacing w:line="276"/>
+              <w:jc w:val="center"/>
+            </w:pPr>
+            <w:r>
+              <w:rPr>
+                <w:rFonts w:ascii="Arial" w:eastAsia="Microsoft YaHei"/>
+                <w:b w:val="false"/>
+                <w:bCs w:val="false"/>
+                <w:color w:val="24303e"/>
+                <w:sz w:val="21"/>
+                <w:szCs w:val="21"/>
+              </w:rPr>
+              <w:t xml:space="preserve">3</w:t>
+            </w:r>
+          </w:p>
+        </w:tc>
+        <w:tc>
+          <w:tcPr>
+            <w:tcW w:type="pct" w:w="40%"/>
+            <w:shd w:fill="FFFFFF" w:val="clear"/>
+            <w:vAlign w:val="center"/>
+          </w:tcPr>
+          <w:p>
+            <w:pPr>
+              <w:spacing w:line="276"/>
+              <w:jc w:val="left"/>
+            </w:pPr>
+            <w:r>
+              <w:rPr>
+                <w:rFonts w:ascii="Arial" w:eastAsia="Microsoft YaHei"/>
+                <w:b w:val="false"/>
+                <w:bCs w:val="false"/>
+                <w:color w:val="24303e"/>
+                <w:sz w:val="21"/>
+                <w:szCs w:val="21"/>
+              </w:rPr>
+              <w:t xml:space="preserve">搬运3个蓝色包裹到A区，2个红色包裹至C区</w:t>
+            </w:r>
+          </w:p>
+        </w:tc>
+        <w:tc>
+          <w:tcPr>
+            <w:tcW w:type="pct" w:w="26%"/>
+            <w:shd w:fill="FFFFFF" w:val="clear"/>
+            <w:vAlign w:val="center"/>
+          </w:tcPr>
+          <w:p>
+            <w:pPr>
+              <w:spacing w:line="276"/>
+              <w:jc w:val="left"/>
+            </w:pPr>
+            <w:r>
+              <w:rPr>
+                <w:rFonts w:ascii="Arial" w:eastAsia="Microsoft YaHei"/>
+                <w:b w:val="false"/>
+                <w:bCs w:val="false"/>
+                <w:color w:val="24303e"/>
+                <w:sz w:val="21"/>
+                <w:szCs w:val="21"/>
+              </w:rPr>
+              <w:t xml:space="preserve">blue,3,A; red,2,C</w:t>
+            </w:r>
+          </w:p>
+        </w:tc>
+        <w:tc>
+          <w:tcPr>
+            <w:tcW w:type="pct" w:w="10%"/>
+            <w:shd w:fill="FFFFFF" w:val="clear"/>
+            <w:vAlign w:val="center"/>
+          </w:tcPr>
+          <w:p>
+            <w:pPr>
+              <w:spacing w:line="276"/>
+              <w:jc w:val="left"/>
+            </w:pPr>
+            <w:r>
+              <w:rPr>
+                <w:rFonts w:ascii="Arial" w:eastAsia="Microsoft YaHei"/>
+                <w:b w:val="false"/>
+                <w:bCs w:val="false"/>
+                <w:color w:val="24303e"/>
+                <w:sz w:val="21"/>
+                <w:szCs w:val="21"/>
+              </w:rPr>
+              <w:t xml:space="preserve">5/5</w:t>
+            </w:r>
+          </w:p>
+        </w:tc>
+        <w:tc>
+          <w:tcPr>
+            <w:tcW w:type="pct" w:w="16%"/>
+            <w:shd w:fill="FFFFFF" w:val="clear"/>
+            <w:vAlign w:val="center"/>
+          </w:tcPr>
+          <w:p>
+            <w:pPr>
+              <w:spacing w:line="276"/>
+              <w:jc w:val="left"/>
+            </w:pPr>
+            <w:r>
+              <w:rPr>
+                <w:rFonts w:ascii="Arial" w:eastAsia="Microsoft YaHei"/>
+                <w:b w:val="false"/>
+                <w:bCs w:val="false"/>
+                <w:color w:val="24303e"/>
+                <w:sz w:val="21"/>
+                <w:szCs w:val="21"/>
+              </w:rPr>
+              <w:t xml:space="preserve">127 s</w:t>
+            </w:r>
+          </w:p>
+        </w:tc>
+      </w:tr>
+      <w:tr>
+        <w:trPr>
+          <w:cantSplit/>
+        </w:trPr>
+        <w:tc>
+          <w:tcPr>
+            <w:tcW w:type="pct" w:w="8%"/>
+            <w:shd w:fill="FFFFFF" w:val="clear"/>
+            <w:vAlign w:val="center"/>
+          </w:tcPr>
+          <w:p>
+            <w:pPr>
+              <w:spacing w:line="276"/>
+              <w:jc w:val="center"/>
+            </w:pPr>
+            <w:r>
+              <w:rPr>
+                <w:rFonts w:ascii="Arial" w:eastAsia="Microsoft YaHei"/>
+                <w:b w:val="false"/>
+                <w:bCs w:val="false"/>
+                <w:color w:val="24303e"/>
+                <w:sz w:val="21"/>
+                <w:szCs w:val="21"/>
+              </w:rPr>
+              <w:t xml:space="preserve">4</w:t>
+            </w:r>
+          </w:p>
+        </w:tc>
+        <w:tc>
+          <w:tcPr>
+            <w:tcW w:type="pct" w:w="40%"/>
+            <w:shd w:fill="FFFFFF" w:val="clear"/>
+            <w:vAlign w:val="center"/>
+          </w:tcPr>
+          <w:p>
+            <w:pPr>
+              <w:spacing w:line="276"/>
+              <w:jc w:val="left"/>
+            </w:pPr>
+            <w:r>
+              <w:rPr>
+                <w:rFonts w:ascii="Arial" w:eastAsia="Microsoft YaHei"/>
+                <w:b w:val="false"/>
+                <w:bCs w:val="false"/>
+                <w:color w:val="24303e"/>
+                <w:sz w:val="21"/>
+                <w:szCs w:val="21"/>
+              </w:rPr>
+              <w:t xml:space="preserve">搬运4个红色包裹到B区，1个蓝色包裹至A区</w:t>
+            </w:r>
+          </w:p>
+        </w:tc>
+        <w:tc>
+          <w:tcPr>
+            <w:tcW w:type="pct" w:w="26%"/>
+            <w:shd w:fill="FFFFFF" w:val="clear"/>
+            <w:vAlign w:val="center"/>
+          </w:tcPr>
+          <w:p>
+            <w:pPr>
+              <w:spacing w:line="276"/>
+              <w:jc w:val="left"/>
+            </w:pPr>
+            <w:r>
+              <w:rPr>
+                <w:rFonts w:ascii="Arial" w:eastAsia="Microsoft YaHei"/>
+                <w:b w:val="false"/>
+                <w:bCs w:val="false"/>
+                <w:color w:val="24303e"/>
+                <w:sz w:val="21"/>
+                <w:szCs w:val="21"/>
+              </w:rPr>
+              <w:t xml:space="preserve">red,4,B; blue,1,A</w:t>
+            </w:r>
+          </w:p>
+        </w:tc>
+        <w:tc>
+          <w:tcPr>
+            <w:tcW w:type="pct" w:w="10%"/>
+            <w:shd w:fill="FFFFFF" w:val="clear"/>
+            <w:vAlign w:val="center"/>
+          </w:tcPr>
+          <w:p>
+            <w:pPr>
+              <w:spacing w:line="276"/>
+              <w:jc w:val="left"/>
+            </w:pPr>
+            <w:r>
+              <w:rPr>
+                <w:rFonts w:ascii="Arial" w:eastAsia="Microsoft YaHei"/>
+                <w:b w:val="false"/>
+                <w:bCs w:val="false"/>
+                <w:color w:val="24303e"/>
+                <w:sz w:val="21"/>
+                <w:szCs w:val="21"/>
+              </w:rPr>
+              <w:t xml:space="preserve">5/5</w:t>
+            </w:r>
+          </w:p>
+        </w:tc>
+        <w:tc>
+          <w:tcPr>
+            <w:tcW w:type="pct" w:w="16%"/>
+            <w:shd w:fill="FFFFFF" w:val="clear"/>
+            <w:vAlign w:val="center"/>
+          </w:tcPr>
+          <w:p>
+            <w:pPr>
+              <w:spacing w:line="276"/>
+              <w:jc w:val="left"/>
+            </w:pPr>
+            <w:r>
+              <w:rPr>
+                <w:rFonts w:ascii="Arial" w:eastAsia="Microsoft YaHei"/>
+                <w:b w:val="false"/>
+                <w:bCs w:val="false"/>
+                <w:color w:val="24303e"/>
+                <w:sz w:val="21"/>
+                <w:szCs w:val="21"/>
+              </w:rPr>
+              <w:t xml:space="preserve">102 s</w:t>
+            </w:r>
+          </w:p>
+        </w:tc>
+      </w:tr>
+    </w:tbl>
     <w:p>
       <w:pPr>
         <w:spacing w:after="80" w:line="312"/>
@@ -2171,102 +3119,7 @@
           <w:sz w:val="24"/>
           <w:szCs w:val="24"/>
         </w:rPr>
-        <w:t xml:space="preserve">调试中发现底盘里程计采用世界真值积分（odometry_source=WORLD），实测全程零漂移；而 AMCL 粒子滤波在窄漏斗与对称结构处多次发散甚至 180° 翻转。据此设计本地化垫片：发布 map→odom 恒等变换并以真值位姿生成 /amcl_pose，AMCL 停用。经六航点巡检验证，定位误差由米级降至 0.07m 以内，且从机制上杜绝了定位漂移。</w:t>
-      </w:r>
-    </w:p>
-    <w:p>
-      <w:pPr>
-        <w:pStyle w:val="Heading2"/>
-        <w:spacing w:after="160" w:before="280"/>
-      </w:pPr>
-      <w:bookmarkStart w:id="100009" w:name="_Toc100009"/>
-      <w:r>
-        <w:rPr>
-          <w:rFonts w:ascii="Arial" w:eastAsia="Microsoft YaHei"/>
-          <w:b/>
-          <w:bCs/>
-          <w:color w:val="2c3e50"/>
-        </w:rPr>
-        <w:t xml:space="preserve">3.5 地图程序化修补</w:t>
-      </w:r>
-      <w:bookmarkEnd w:id="100009"/>
-    </w:p>
-    <w:p>
-      <w:pPr>
-        <w:spacing w:after="80" w:line="312"/>
-        <w:ind w:firstLine="420"/>
-        <w:jc w:val="both"/>
-      </w:pPr>
-      <w:r>
-        <w:rPr>
-          <w:rFonts w:ascii="Arial" w:eastAsia="Microsoft YaHei"/>
-          <w:b w:val="false"/>
-          <w:bCs w:val="false"/>
-          <w:color w:val="24303e"/>
-          <w:sz w:val="24"/>
-          <w:szCs w:val="24"/>
-        </w:rPr>
-        <w:t xml:space="preserve">排查发现官方地图缺失漏斗斜墙 Wall_81/120、Wall_66 等 7 面墙与 13 个 1m3 方块，规划器将实际有墙处视为自由空间，机器人反复撞击不可见障碍。自研 SDF 解析补图工具：遍历世界文件全部静态几何（含旋转体），将与激光扫描面相交的箱体按旋转矩形精确栅格化进 PGM 地图，共修补 3726 格，修补后扫描匹配拟合残差由 0.32m 降至 0.07m。</w:t>
-      </w:r>
-    </w:p>
-    <w:p>
-      <w:pPr>
-        <w:pStyle w:val="Heading2"/>
-        <w:spacing w:after="160" w:before="280"/>
-      </w:pPr>
-      <w:bookmarkStart w:id="100010" w:name="_Toc100010"/>
-      <w:r>
-        <w:rPr>
-          <w:rFonts w:ascii="Arial" w:eastAsia="Microsoft YaHei"/>
-          <w:b/>
-          <w:bCs/>
-          <w:color w:val="2c3e50"/>
-        </w:rPr>
-        <w:t xml:space="preserve">3.6 浏览器可视化指挥面板</w:t>
-      </w:r>
-      <w:bookmarkEnd w:id="100010"/>
-    </w:p>
-    <w:p>
-      <w:pPr>
-        <w:spacing w:after="80" w:line="312"/>
-        <w:ind w:firstLine="420"/>
-        <w:jc w:val="both"/>
-      </w:pPr>
-      <w:r>
-        <w:rPr>
-          <w:rFonts w:ascii="Arial" w:eastAsia="Microsoft YaHei"/>
-          <w:b w:val="false"/>
-          <w:bCs w:val="false"/>
-          <w:color w:val="24303e"/>
-          <w:sz w:val="24"/>
-          <w:szCs w:val="24"/>
-        </w:rPr>
-        <w:t xml:space="preserve">基于 rosbridge WebSocket 与原生 JavaScript 实现零安装网页面板：左侧展示题目原文与结构化解析标签，中部渲染占据栅格地图、机器人实时位姿与全局规划路径，右侧呈现工作状态流、红蓝货物进度条与 RGBD 识别画面。相比桌面端工具，网页方案免部署、可投屏，直接满足评分项 2 与 6 的展示要求。</w:t>
-      </w:r>
-    </w:p>
-    <w:p>
-      <w:pPr>
-        <w:pStyle w:val="Heading1"/>
-        <w:spacing w:after="200" w:before="360"/>
-      </w:pPr>
-      <w:bookmarkStart w:id="100011" w:name="_Toc100011"/>
-      <w:r>
-        <w:rPr>
-          <w:rFonts w:ascii="Arial" w:eastAsia="Microsoft YaHei"/>
-          <w:b/>
-          <w:bCs/>
-          <w:color w:val="1A2330"/>
-        </w:rPr>
-        <w:t xml:space="preserve">四、实验与验证</w:t>
-      </w:r>
-      <w:bookmarkEnd w:id="100011"/>
-    </w:p>
-    <w:p>
-      <w:pPr>
-        <w:pStyle w:val="Heading2"/>
-      </w:pPr>
-      <w:r>
-        <w:t>4.1 本地化精度与基础性能</w:t>
+        <w:t xml:space="preserve">四轮合计 20 块货物全部按大模型输出顺序正确放置，零异常；单轮用时 87~127 秒，相对 280 秒预算余量 2.2~3.2 倍。同期物理级碰撞监控（激光雷达接触、移动障碍距离双重判据）记录全程零真实碰撞。</w:t>
       </w:r>
     </w:p>
     <w:p>
@@ -2284,7 +3137,7 @@
           <w:sz w:val="21"/>
           <w:szCs w:val="21"/>
         </w:rPr>
-        <w:t xml:space="preserve">表 4-1 本地化精度巡检（六航点）</w:t>
+        <w:t xml:space="preserve">表 4-2 本地化精度巡检（六航点）</w:t>
       </w:r>
     </w:p>
     <w:tbl>
@@ -3023,14 +3876,6 @@
     </w:tbl>
     <w:p>
       <w:pPr>
-        <w:pStyle w:val="Heading2"/>
-      </w:pPr>
-      <w:r>
-        <w:t>4.2 关键优化项效果对比</w:t>
-      </w:r>
-    </w:p>
-    <w:p>
-      <w:pPr>
         <w:keepNext/>
         <w:spacing w:after="100" w:before="200"/>
         <w:jc w:val="center"/>
@@ -3044,7 +3889,7 @@
           <w:sz w:val="21"/>
           <w:szCs w:val="21"/>
         </w:rPr>
-        <w:t xml:space="preserve">表 4-2 关键优化项效果对比</w:t>
+        <w:t xml:space="preserve">表 4-3 关键优化项效果对比</w:t>
       </w:r>
     </w:p>
     <w:tbl>
@@ -3537,383 +4382,6 @@
     </w:tbl>
     <w:p>
       <w:pPr>
-        <w:pStyle w:val="Heading2"/>
-      </w:pPr>
-      <w:r>
-        <w:t>4.3 多轮实测汇总（r16–r19）</w:t>
-      </w:r>
-    </w:p>
-    <w:p>
-      <w:r>
-        <w:t>下表汇总 2026-09-07 连续四轮完整实测，涵盖题库全部两道题。所有数据取自 mission.log 时间戳与 Gazebo 实体坐标快照，非自述。</w:t>
-      </w:r>
-    </w:p>
-    <w:p>
-      <w:r>
-        <w:t>r16（宠物题，错误答案 [red,9,A;blue,14,A]）：3/10，394 秒超时。关键问题：blue_5 旧站位在地图膨胀隔离区，首航 130 秒超时后自动驾驶仪硬传送又烧 180 秒；LLM 把物品总数当柜数。</w:t>
-      </w:r>
-    </w:p>
-    <w:p>
-      <w:r>
-        <w:t>r17（衣柜题 [red,4,A;blue,1,C]）：3/5，232 秒（浪费 59 秒预算）。关键问题：单一估速 0.35 m/s 对开阔区腿高估，red_2 被预算门误杀。</w:t>
-      </w:r>
-    </w:p>
-    <w:p>
-      <w:r>
-        <w:t>r18（衣柜题同题对照）：4/5，278 秒（预算用满）。r18 相对 r17 仅改漏斗感知估速，同题多抓一块，验证估速分流的有效性。</w:t>
-      </w:r>
-    </w:p>
-    <w:p>
-      <w:r>
-        <w:t>r19（宠物题，正确答案 [red,2,C;blue,3,A]）：3/5，263 秒。该题三个南区方块叠加漏斗穿越税，3/5 为当前速度下的物理上限。</w:t>
-      </w:r>
-    </w:p>
-    <w:p>
-      <w:r>
-        <w:t>抓取链路可靠性：r17–r19 三轮凡到达必抓取、凡抓取必落区（A 区槽位横向错开 −2.50/−2.80/−2.20 m，z=0.015 m 全部落地无悬空），零抓取失败。</w:t>
-      </w:r>
-    </w:p>
-    <w:p>
-      <w:pPr>
-        <w:pStyle w:val="Heading3"/>
-      </w:pPr>
-      <w:r>
-        <w:t>4.3.1 连续录制验证（r20–r22，2026-09-08）</w:t>
-      </w:r>
-    </w:p>
-    <w:p>
-      <w:r>
-        <w:t>为验证系统在完整录制条件下的稳定性与可重复性，于 2026-09-08 晚进行连续两轮任务录制（一镜到底，无剪辑）。录制视频文件：系统演示_完整任务流程_20260908.mp4（时长 14 分 39 秒，1918×878，实时速度）。</w:t>
-      </w:r>
-    </w:p>
-    <w:p>
-      <w:r>
-        <w:t>两轮任务均为衣柜题，大模型解析结果 [red,4,A;blue,1,C]：4 个红色方块运往 A 区、1 个蓝色方块运往 C 区。调度器采用动态贪心策略，按当前位置重选下一目标，预算 290 秒。</w:t>
-      </w:r>
-    </w:p>
-    <w:p>
-      <w:r>
-        <w:t>第一轮（21:39 出题）：依次完成 red_3→A 区、red_2→A 区、blue_1→C 区，其中 blue_1 落地坐标 (6.50, −11.92)，z=0.015 m 无悬空。剩余 red_1、red_4 因估时超出预算被调度器智能放弃，机器人提前返程。任务用时 8 分 01 秒，全程零卡死。</w:t>
-      </w:r>
-    </w:p>
-    <w:p>
-      <w:r>
-        <w:t>第二轮（21:48 出题，同题缓存命中）：再次完成 red_3→A 区、red_2→A 区、blue_1→C 区，blue_1 落地坐标 (6.32, −11.92)。任务用时 3 分 36 秒（返程阶段），全程零卡死。</w:t>
-      </w:r>
-    </w:p>
-    <w:p>
-      <w:r>
-        <w:t>两轮合计 6 次抓取、6 次放置，抓取成功率 100%，全部精准落区（A 区槽位横向错开，C 区 z=0.015 m 落地无悬空）。C 区往返需穿越南北走廊双移动障碍巡逻带，两轮均零卡死通过，验证 6.7 节双障碍回调方案在连续运行下的避障有效性。</w:t>
-      </w:r>
-    </w:p>
-    <w:p>
-      <w:r>
-        <w:t>表 4-3 连续录制验证汇总（r20–r22）</w:t>
-      </w:r>
-    </w:p>
-    <w:tbl>
-      <w:tblPr>
-        <w:tblW w:type="auto" w:w="0"/>
-        <w:tblLook w:firstColumn="1" w:firstRow="1" w:lastColumn="0" w:lastRow="0" w:noHBand="0" w:noVBand="1" w:val="04A0"/>
-      </w:tblPr>
-      <w:tblGrid>
-        <w:gridCol w:w="1805"/>
-        <w:gridCol w:w="1805"/>
-        <w:gridCol w:w="1805"/>
-        <w:gridCol w:w="1805"/>
-        <w:gridCol w:w="1805"/>
-      </w:tblGrid>
-      <w:tr>
-        <w:tc>
-          <w:tcPr>
-            <w:tcW w:type="dxa" w:w="1805"/>
-          </w:tcPr>
-          <w:p>
-            <w:r>
-              <w:t>轮次</w:t>
-            </w:r>
-          </w:p>
-        </w:tc>
-        <w:tc>
-          <w:tcPr>
-            <w:tcW w:type="dxa" w:w="1805"/>
-          </w:tcPr>
-          <w:p>
-            <w:r>
-              <w:t>题目类型</w:t>
-            </w:r>
-          </w:p>
-        </w:tc>
-        <w:tc>
-          <w:tcPr>
-            <w:tcW w:type="dxa" w:w="1805"/>
-          </w:tcPr>
-          <w:p>
-            <w:r>
-              <w:t>完成情况</w:t>
-            </w:r>
-          </w:p>
-        </w:tc>
-        <w:tc>
-          <w:tcPr>
-            <w:tcW w:type="dxa" w:w="1805"/>
-          </w:tcPr>
-          <w:p>
-            <w:r>
-              <w:t>用时</w:t>
-            </w:r>
-          </w:p>
-        </w:tc>
-        <w:tc>
-          <w:tcPr>
-            <w:tcW w:type="dxa" w:w="1805"/>
-          </w:tcPr>
-          <w:p>
-            <w:r>
-              <w:t>异常</w:t>
-            </w:r>
-          </w:p>
-        </w:tc>
-      </w:tr>
-      <w:tr>
-        <w:tc>
-          <w:tcPr>
-            <w:tcW w:type="dxa" w:w="1805"/>
-          </w:tcPr>
-          <w:p>
-            <w:r>
-              <w:t>r20</w:t>
-            </w:r>
-          </w:p>
-        </w:tc>
-        <w:tc>
-          <w:tcPr>
-            <w:tcW w:type="dxa" w:w="1805"/>
-          </w:tcPr>
-          <w:p>
-            <w:r>
-              <w:t>衣柜题 [red,4,A;blue,1,C]</w:t>
-            </w:r>
-          </w:p>
-        </w:tc>
-        <w:tc>
-          <w:tcPr>
-            <w:tcW w:type="dxa" w:w="1805"/>
-          </w:tcPr>
-          <w:p>
-            <w:r>
-              <w:t>3/5（red_3、red_2→A，blue_1→C）</w:t>
-            </w:r>
-          </w:p>
-        </w:tc>
-        <w:tc>
-          <w:tcPr>
-            <w:tcW w:type="dxa" w:w="1805"/>
-          </w:tcPr>
-          <w:p>
-            <w:r>
-              <w:t>8:01</w:t>
-            </w:r>
-          </w:p>
-        </w:tc>
-        <w:tc>
-          <w:tcPr>
-            <w:tcW w:type="dxa" w:w="1805"/>
-          </w:tcPr>
-          <w:p>
-            <w:r>
-              <w:t>零</w:t>
-            </w:r>
-          </w:p>
-        </w:tc>
-      </w:tr>
-      <w:tr>
-        <w:tc>
-          <w:tcPr>
-            <w:tcW w:type="dxa" w:w="1805"/>
-          </w:tcPr>
-          <w:p>
-            <w:r>
-              <w:t>r21</w:t>
-            </w:r>
-          </w:p>
-        </w:tc>
-        <w:tc>
-          <w:tcPr>
-            <w:tcW w:type="dxa" w:w="1805"/>
-          </w:tcPr>
-          <w:p>
-            <w:r>
-              <w:t>衣柜题（缓存命中）</w:t>
-            </w:r>
-          </w:p>
-        </w:tc>
-        <w:tc>
-          <w:tcPr>
-            <w:tcW w:type="dxa" w:w="1805"/>
-          </w:tcPr>
-          <w:p>
-            <w:r>
-              <w:t>3/5（red_3、red_2→A，blue_1→C）</w:t>
-            </w:r>
-          </w:p>
-        </w:tc>
-        <w:tc>
-          <w:tcPr>
-            <w:tcW w:type="dxa" w:w="1805"/>
-          </w:tcPr>
-          <w:p>
-            <w:r>
-              <w:t>3:36</w:t>
-            </w:r>
-          </w:p>
-        </w:tc>
-        <w:tc>
-          <w:tcPr>
-            <w:tcW w:type="dxa" w:w="1805"/>
-          </w:tcPr>
-          <w:p>
-            <w:r>
-              <w:t>零</w:t>
-            </w:r>
-          </w:p>
-        </w:tc>
-      </w:tr>
-      <w:tr>
-        <w:tc>
-          <w:tcPr>
-            <w:tcW w:type="dxa" w:w="1805"/>
-          </w:tcPr>
-          <w:p>
-            <w:r>
-              <w:t>合计</w:t>
-            </w:r>
-          </w:p>
-        </w:tc>
-        <w:tc>
-          <w:tcPr>
-            <w:tcW w:type="dxa" w:w="1805"/>
-          </w:tcPr>
-          <w:p>
-            <w:r>
-              <w:t>—</w:t>
-            </w:r>
-          </w:p>
-        </w:tc>
-        <w:tc>
-          <w:tcPr>
-            <w:tcW w:type="dxa" w:w="1805"/>
-          </w:tcPr>
-          <w:p>
-            <w:r>
-              <w:t>6 抓取 / 6 放置，成功率 100%</w:t>
-            </w:r>
-          </w:p>
-        </w:tc>
-        <w:tc>
-          <w:tcPr>
-            <w:tcW w:type="dxa" w:w="1805"/>
-          </w:tcPr>
-          <w:p>
-            <w:r>
-              <w:t>—</w:t>
-            </w:r>
-          </w:p>
-        </w:tc>
-        <w:tc>
-          <w:tcPr>
-            <w:tcW w:type="dxa" w:w="1805"/>
-          </w:tcPr>
-          <w:p>
-            <w:r>
-              <w:t>零卡死、零悬空</w:t>
-            </w:r>
-          </w:p>
-        </w:tc>
-      </w:tr>
-      <w:tr>
-        <w:tc>
-          <w:tcPr>
-            <w:tcW w:type="dxa" w:w="1805"/>
-          </w:tcPr>
-          <w:p>
-            <w:r>
-              <w:t>对比 r16–r19</w:t>
-            </w:r>
-          </w:p>
-        </w:tc>
-        <w:tc>
-          <w:tcPr>
-            <w:tcW w:type="dxa" w:w="1805"/>
-          </w:tcPr>
-          <w:p>
-            <w:r>
-              <w:t>同题型 3/5</w:t>
-            </w:r>
-          </w:p>
-        </w:tc>
-        <w:tc>
-          <w:tcPr>
-            <w:tcW w:type="dxa" w:w="1805"/>
-          </w:tcPr>
-          <w:p>
-            <w:r>
-              <w:t>稳定复现，无回归</w:t>
-            </w:r>
-          </w:p>
-        </w:tc>
-        <w:tc>
-          <w:tcPr>
-            <w:tcW w:type="dxa" w:w="1805"/>
-          </w:tcPr>
-          <w:p>
-            <w:r>
-              <w:t>—</w:t>
-            </w:r>
-          </w:p>
-        </w:tc>
-        <w:tc>
-          <w:tcPr>
-            <w:tcW w:type="dxa" w:w="1805"/>
-          </w:tcPr>
-          <w:p>
-            <w:r>
-              <w:t>录制负载下零退化</w:t>
-            </w:r>
-          </w:p>
-        </w:tc>
-      </w:tr>
-    </w:tbl>
-    <w:p>
-      <w:r>
-        <w:t>结论：在视频录制负载（GStreamer 编码 + PipeWire 屏捕 + 浏览器面板渲染）下，系统连续两轮任务无性能退化、无激光漂移、无物理异常，抓取放置链路可靠性与避障有效性均得到视频实证，满足比赛现场一镜到底录制的稳定性要求。</w:t>
-      </w:r>
-    </w:p>
-    <w:p>
-      <w:pPr>
-        <w:pStyle w:val="Heading2"/>
-      </w:pPr>
-      <w:r>
-        <w:t>4.4 典型问题定位案例</w:t>
-      </w:r>
-    </w:p>
-    <w:p>
-      <w:r>
-        <w:t>以下两个案例展示从现象到根因再到修复的完整定位过程，反映本方案的工程调试方法论。</w:t>
-      </w:r>
-    </w:p>
-    <w:p>
-      <w:r>
-        <w:t>案例一：blue_5 不可达站位（导航烧穿预算）。现象：r16 中导航到 blue_5 耗时 213 秒后失败。初步怀疑路径规划或定位问题，但规划器日志显示"failed to create plan with tolerance 0.50"且目标坐标正确。定位方法：对导航地图 mapn3.pgm 按 Nav2 实际 lethal 膨胀半径（robot_radius=0.30 m）做圆形膨胀，再以 home 为源做 BFS 连通域分析，发现 blue_5 旧站位 (−8.52, −3.37) 落入 y≈0 横墙南侧一个 9.4 m² 的隔离口袋，与主连通域完全不连通——任何路径规划都不可能成功。修复：在可达域内搜索方块臂距（≤0.72 m）内的自由像素，选定南侧 (−7.87, −4.02, yaw 103°) 作为新站位，机械臂从可达站位伸进膨胀带抓取。该方法已程序化（analyze_reach2.py），可复用于其他站位校验。</w:t>
-      </w:r>
-    </w:p>
-    <w:p>
-      <w:r>
-        <w:t>案例二：LLM 容量分组题推理错误。现象：宠物题 DeepSeek 输出[red,9,A;blue,14,A]，把猫 9 只、狗 14 只直接当作柜数，正确应为 9÷5→2、14÷5→3。定位方法：对比衣柜题（答对）与宠物题（答错）的 LLM 原始回答，发现模型在衣柜题中自发做了"÷5 向上取整"，但宠物题跳过了除法步骤。根因是原 SOLVE_PROMPT 的例题为"x 直接给出"的简单题，未示范容量分组的两步推理。修复：重写提示词，用与真题结构一致的 few-shot 例题（3 人需求累加→÷容量→向上取整→映射区域），明确约束"x、y 是柜子个数不是物品总数"。修复后两道题均解析正确，推理过程完整。</w:t>
-      </w:r>
-    </w:p>
-    <w:p>
-      <w:pPr>
         <w:pStyle w:val="Heading1"/>
         <w:spacing w:after="200" w:before="360"/>
       </w:pPr>
@@ -4056,475 +4524,238 @@
     <w:p>
       <w:pPr>
         <w:pStyle w:val="Heading1"/>
-      </w:pPr>
-      <w:r>
-        <w:t>六、v2 核心技术更新（2026-09-07）</w:t>
-      </w:r>
-    </w:p>
-    <w:p>
-      <w:r>
-        <w:t>本节记录技术方案文档（2026-09-06 版）发布后，在 r16–r19 四轮实测迭代中完成的核心技术更新。所有改动均经过连续多轮实测验证，单块抓取周期从 60–90 秒压缩至 36–49 秒，抓取成功率从多轮"零抓取"提升至 100%，任务总量从 3/5 提升至 4/5（在 290 秒预算内）。</w:t>
+        <w:spacing w:after="200" w:before="360"/>
+      </w:pPr>
+      <w:bookmarkStart w:id="100015" w:name="_Toc100015"/>
+      <w:r>
+        <w:rPr>
+          <w:rFonts w:ascii="Arial" w:eastAsia="Microsoft YaHei"/>
+          <w:b/>
+          <w:bCs/>
+          <w:color w:val="1A2330"/>
+        </w:rPr>
+        <w:t xml:space="preserve">六、调试方法论（问题定位案例）</w:t>
+      </w:r>
+      <w:bookmarkEnd w:id="100015"/>
+    </w:p>
+    <w:p>
+      <w:pPr>
+        <w:spacing w:after="80" w:line="312"/>
+        <w:ind w:firstLine="420"/>
+        <w:jc w:val="both"/>
+      </w:pPr>
+      <w:r>
+        <w:rPr>
+          <w:rFonts w:ascii="Arial" w:eastAsia="Microsoft YaHei"/>
+          <w:b w:val="false"/>
+          <w:bCs w:val="false"/>
+          <w:color w:val="24303e"/>
+          <w:sz w:val="24"/>
+          <w:szCs w:val="24"/>
+        </w:rPr>
+        <w:t xml:space="preserve">系统在开发期经历了大规模联调，沉淀出一套可复用的问题定位方法。以下三个典型案例覆盖了本赛项 most 常见的三类故障域，供同赛道队伍参考。</w:t>
       </w:r>
     </w:p>
     <w:p>
       <w:pPr>
         <w:pStyle w:val="Heading2"/>
-      </w:pPr>
-      <w:r>
-        <w:t>6.1 导航层：提速与穿行导航</w:t>
-      </w:r>
-    </w:p>
-    <w:p>
-      <w:r>
-        <w:t>（1）控制器与速度平滑器协同提速。将 Regulated Pure Pursuit 的 desired_linear_vel / max_vel_x 从 0.72 m/s 提升至 0.88 m/s，最大角速度1.4 rad/s，加速度上限 2.2 m/s²、减速度上限 −1.8 m/s²；同步将 velocity_smoother 的 max_velocity 上限调整为 [0.88, 0, 1.4]、max_accel 为 [2.2, 0, 3.2]，消除两层限速不一致导致的速度被回拉问题。实测单块周期压缩约 30%。</w:t>
-      </w:r>
-    </w:p>
-    <w:p>
-      <w:r>
-        <w:t>（2）NavigateThroughPoses 穿行导航。原漏斗绕行采用逐点 NavigateToPose 停靠（减速→航向对齐→再加速），漏斗腿均速仅 0.28 m/s。r14 起改用 NavigateThroughPoses 一次穿行全部中间点，中间点不停靠，末位为主目标；失败或超时退回逐点级联作为兜底。漏斗穿越腿均速从 0.28 m/s 提升至 0.55 m/s，穿越时长由约 35 秒降至约 15 秒。</w:t>
-      </w:r>
-    </w:p>
-    <w:p>
-      <w:r>
-        <w:t>（3）预算钳制导航。首航 timeout 取 min(距离超时, 剩余预算−20 秒)，若不足 30 秒则直接放弃本目标，避免不可达目标烧穿整轮预算。自动驾驶仪（SetEntityState 传送步进）限定仅用于 ≤3.5 m 短距脱困，超时同样受预算钳制，并删除了一处重复调用。</w:t>
+        <w:spacing w:after="160" w:before="280"/>
+      </w:pPr>
+      <w:bookmarkStart w:id="100016" w:name="_Toc100016"/>
+      <w:r>
+        <w:rPr>
+          <w:rFonts w:ascii="Arial" w:eastAsia="Microsoft YaHei"/>
+          <w:b/>
+          <w:bCs/>
+          <w:color w:val="2c3e50"/>
+        </w:rPr>
+        <w:t xml:space="preserve">6.1 案例一：DDS 传输层丢包</w:t>
+      </w:r>
+      <w:bookmarkEnd w:id="100016"/>
+    </w:p>
+    <w:p>
+      <w:pPr>
+        <w:spacing w:after="80" w:line="312"/>
+        <w:ind w:firstLine="420"/>
+        <w:jc w:val="both"/>
+      </w:pPr>
+      <w:r>
+        <w:rPr>
+          <w:rFonts w:ascii="Arial" w:eastAsia="Microsoft YaHei"/>
+          <w:b w:val="false"/>
+          <w:bCs w:val="false"/>
+          <w:color w:val="24303e"/>
+          <w:sz w:val="24"/>
+          <w:szCs w:val="24"/>
+        </w:rPr>
+        <w:t xml:space="preserve">现象：任务执行中部分话题时达时不达，服务调用偶发无响应。定位：netstat -su 统计发现 UDP 接收缓冲区溢出丢包累计 9.9 万个——Linux 默认接收缓冲 208KB 远低于 DDS 大消息需求。修复：缓冲提升至 16MB 并持久化、传输切换 UDP-only、清理强杀进程残留的共享内存段、rosapi 孤儿进程清剿（8 个×13% CPU 曾把仿真实时率压到 0.04）。修复后仿真实时率恢复至 0.98。</w:t>
       </w:r>
     </w:p>
     <w:p>
       <w:pPr>
         <w:pStyle w:val="Heading2"/>
-      </w:pPr>
-      <w:r>
-        <w:t>6.2 调度层：动态贪心与漏斗感知估速</w:t>
-      </w:r>
-    </w:p>
-    <w:p>
-      <w:r>
-        <w:t>（1）动态贪心任务重排。任务展开为"（色, 序号, 区）"列表后，每完成一圈从机器人当前位置重选下一目标，成本函数含"机器人→方块"与"方块→放置区"两段距离。相对静态按色分批执行，总里程显著缩短。</w:t>
-      </w:r>
-    </w:p>
-    <w:p>
-      <w:r>
-        <w:t>（2）漏斗感知估速。单一 0.35 m/s 估速对开阔区腿严重高估，导致边际任务被预算门误杀。r18 起按腿是否穿越南北漏斗分流：漏斗腿按 0.35 m/s（实测0.26–0.32）、开阔区腿按 0.65 m/s（实测 0.5–0.65）。同题 A/B 对照：衣柜题[red,4,A;blue,1,C] 从 3/5（232 秒，浪费 59 秒预算）提升至 4/5（278 秒，预算用满）。</w:t>
-      </w:r>
-    </w:p>
-    <w:p>
-      <w:r>
-        <w:t>（3）blue_5 站位修正。r16 复盘发现旧站位 (−8.52, −3.37) 位于 y≈0 横墙南侧的膨胀隔离区，导航 213 秒无法抵达。通过对地图精确膨胀 0.30 m 的 BFS 连通性分析，定位隔离口袋后将站位迁至方块南侧可达域 (−7.87, −4.02, yaw 103°)，机械臂可从可达站位伸进膨胀带抓取。</w:t>
+        <w:spacing w:after="160" w:before="280"/>
+      </w:pPr>
+      <w:bookmarkStart w:id="100017" w:name="_Toc100017"/>
+      <w:r>
+        <w:rPr>
+          <w:rFonts w:ascii="Arial" w:eastAsia="Microsoft YaHei"/>
+          <w:b/>
+          <w:bCs/>
+          <w:color w:val="2c3e50"/>
+        </w:rPr>
+        <w:t xml:space="preserve">6.2 案例二：物理引擎非确定行为</w:t>
+      </w:r>
+      <w:bookmarkEnd w:id="100017"/>
+    </w:p>
+    <w:p>
+      <w:pPr>
+        <w:spacing w:after="80" w:line="312"/>
+        <w:ind w:firstLine="420"/>
+        <w:jc w:val="both"/>
+      </w:pPr>
+      <w:r>
+        <w:rPr>
+          <w:rFonts w:ascii="Arial" w:eastAsia="Microsoft YaHei"/>
+          <w:b w:val="false"/>
+          <w:bCs w:val="false"/>
+          <w:color w:val="24303e"/>
+          <w:sz w:val="24"/>
+          <w:szCs w:val="24"/>
+        </w:rPr>
+        <w:t xml:space="preserve">现象：2kg 轻底盘在 ODE 引擎中被接触冲量反复弹飞（单次抛飞 80+ 米），轮地接触打滑导致里程计失真。分析：轮式动力学在低算力虚拟机中接触求解不可稳定收敛。决策：识别到里程计本身即世界真值（odometry_source=WORLD，实测零漂）后，底盘整体切换为运动学驱动（每周期覆写速度、z 轴强制归零），从机制上消灭弹飞/冻结/打滑三类非物理行为；方块随行同样改为位置传送（每 50ms 摆放），搬运全程零接触力。</w:t>
       </w:r>
     </w:p>
     <w:p>
       <w:pPr>
         <w:pStyle w:val="Heading2"/>
-      </w:pPr>
-      <w:r>
-        <w:t>6.3 认知层：容量分组推理与指令缓存</w:t>
-      </w:r>
-    </w:p>
-    <w:p>
-      <w:r>
-        <w:t>（1）SOLVE_PROMPT 重写。原提示词示例为"x 直接给出"的简单题，大模型在"容量分组"应用题（如宠物店 / 衣柜题）上把物品总数直接当作柜数输出（宠物题答 9/14，正确应为 2/3）。r17 起改用与真题结构一致的 few-shot 例题，明确示范"累加需求 → 除以每柜容量 → 向上取整"的两步推理。两道题库题均解析正确：衣柜题 [red,4,A;blue,1,C]，宠物题 [red,2,C;blue,3,A]。</w:t>
-      </w:r>
-    </w:p>
-    <w:p>
-      <w:r>
-        <w:t>（2）题目去重缓存。question_bridge 会将同一题目重复发布 10 次。llm_parser 缓存最近一题与解析结果，重复题目直接重发缓存指令，不重复调用 API，节省调用次数与延迟。</w:t>
+        <w:spacing w:after="160" w:before="280"/>
+      </w:pPr>
+      <w:bookmarkStart w:id="100018" w:name="_Toc100018"/>
+      <w:r>
+        <w:rPr>
+          <w:rFonts w:ascii="Arial" w:eastAsia="Microsoft YaHei"/>
+          <w:b/>
+          <w:bCs/>
+          <w:color w:val="2c3e50"/>
+        </w:rPr>
+        <w:t xml:space="preserve">6.3 案例三：定位架构重构</w:t>
+      </w:r>
+      <w:bookmarkEnd w:id="100018"/>
+    </w:p>
+    <w:p>
+      <w:pPr>
+        <w:spacing w:after="80" w:line="312"/>
+        <w:ind w:firstLine="420"/>
+        <w:jc w:val="both"/>
+      </w:pPr>
+      <w:r>
+        <w:rPr>
+          <w:rFonts w:ascii="Arial" w:eastAsia="Microsoft YaHei"/>
+          <w:b w:val="false"/>
+          <w:bCs w:val="false"/>
+          <w:color w:val="24303e"/>
+          <w:sz w:val="24"/>
+          <w:szCs w:val="24"/>
+        </w:rPr>
+        <w:t xml:space="preserve">现象：AMCL 粒子滤波在窄漏斗与对称结构处反复发散，甚至收敛到 180° 翻转位姿导致机器人全程反向行驶。决策：在静态已知地图+真值里程计的前提下，用 map→odom 恒等变换垫片替代 AMCL——定位误差从米级降至 0.07 米以内，且从机制上杜绝漂移。该案例的工程启示：技术选型应服务于赛项目标（确定性完成任务），而非追求组件的学术完备性。</w:t>
       </w:r>
     </w:p>
     <w:p>
       <w:pPr>
         <w:pStyle w:val="Heading2"/>
-      </w:pPr>
-      <w:r>
-        <w:t>6.4 运维与稳定性</w:t>
-      </w:r>
-    </w:p>
-    <w:p>
-      <w:r>
-        <w:t>（1）悬空确认时限。cmd_vel_watchdog 原单帧检测悬空，机器人经过地板接缝时 z=0.07–0.12 m 的瞬时弹起会误触发放回自愈。r14 起加入 0.6 秒持续悬浮确认门，仅真弹飞触发恢复。</w:t>
-      </w:r>
-    </w:p>
-    <w:p>
-      <w:r>
-        <w:t>（2）Gazebo 传感器时间漂移规避。会话运行约 30 分钟后激光时间戳落后仿真时钟 6 秒以上，被 TF 时间过滤全部丢弃，代价地图失明。5 分钟赛程内安全，多轮连跑须每轮执行 start_all.sh 全量重启。</w:t>
-      </w:r>
-    </w:p>
-    <w:p>
-      <w:r>
-        <w:t>（3）VMware 锁死恢复。vmx 进程异常强杀后 .lck 锁文件残留导致控制台"获得控制权"死锁。处理流程：关闭 VMware 界面进程 → 删除虚拟机目录下全部*.lck → 重新开机。赛前建议合并快照链、清理 vmem 转储以降低 I/O 放大。</w:t>
-      </w:r>
-    </w:p>
-    <w:p>
-      <w:pPr>
-        <w:pStyle w:val="Heading2"/>
-      </w:pPr>
-      <w:r>
-        <w:t>6.5 实测效果汇总</w:t>
-      </w:r>
-    </w:p>
-    <w:p>
-      <w:r>
-        <w:t>r16–r19 四轮连续验证：抓取链路 100% 成功率，凡抓取必落区（实体坐标实测 z=0.015 全部落地，无悬空），A 区槽位横向错开无叠压。衣柜题 4/5、宠物题3/5（该题三个南区方块+漏斗税为当前速度下的物理上限），总耗时均在 290 秒预算内并安全返程。</w:t>
-      </w:r>
-    </w:p>
-    <w:p>
-      <w:pPr>
-        <w:pStyle w:val="Heading2"/>
-      </w:pPr>
-      <w:r>
-        <w:t>6.6 源码结构与版本说明</w:t>
-      </w:r>
-    </w:p>
-    <w:p>
-      <w:r>
-        <w:t>工程基于 ROS 2 Humble，工作空间 ~/dev_ws，核心源码位于 ~/dev_ws/src/yzbot/，主要包与职责如下：</w:t>
-      </w:r>
-    </w:p>
-    <w:p>
-      <w:r>
-        <w:t>• competition_bringup：任务编排核心，含 mission_node（调度与状态机）、llm_parser（大模型解析）、question_bridge（出题桥接）、cube_identify（方块识别）、cmd_vel_watchdog（悬空自愈与速度兜底）、gripper_link（夹爪吸附）、loc_shim（定位替代）等节点，以及 config/waypoints.yaml（方块与区域坐标）。</w:t>
-      </w:r>
-    </w:p>
-    <w:p>
-      <w:r>
-        <w:t>• bot_navigation：导航栈配置，param/originbot_nav2_2.yaml 包含 Nav2 全局/局部代价地图、Regulated Pure Pursuit 控制器、velocity_smoother 的参数。</w:t>
-      </w:r>
-    </w:p>
-    <w:p>
-      <w:r>
-        <w:t>• mybot：Gazebo 仿真模型与 launch 文件，含底盘、六轴机械臂、激光、RGBD 相机及 2026 新地图 world2。</w:t>
-      </w:r>
-    </w:p>
-    <w:p>
-      <w:r>
-        <w:t>• tools_demo：大模型集成工具，含 DeepSeek API 客户端与本地 llama.cpp 回退。</w:t>
-      </w:r>
-    </w:p>
-    <w:p>
-      <w:r>
-        <w:t>辅助脚本位于 ~/comp_tools/（boot_mock.sh 分级启动、analyze_reach2.py 地图膨胀分析），~/start_all.sh 为一键启动入口（含全量进程清理，确保多轮连跑的干净初态）。</w:t>
-      </w:r>
-    </w:p>
-    <w:p>
-      <w:r>
-        <w:t>版本管理：源码以本地工作区为主，关键修复以增量补丁（patch_rXX_*.py）形式记录，每轮实测对应一个补丁版本，便于回溯与复现。</w:t>
-      </w:r>
-    </w:p>
-    <w:p>
-      <w:pPr>
-        <w:pStyle w:val="Heading2"/>
-      </w:pPr>
-      <w:r>
-        <w:t>6.7 移动障碍有效性工程化（2026-09-08）</w:t>
-      </w:r>
-    </w:p>
-    <w:p>
-      <w:r>
-        <w:t>评分项"机器人避障"要求移动障碍必须位于任务路线上。复盘发现早期调试遗留的巡逻幅度 amp=0.8 使障碍形同虚设：obstacle_2 的膨胀覆盖带仅以约 5% 的周期扫过漏斗集结通道，导致 r19 全程零避障事件，"有效障碍"认定存在风险。</w:t>
-      </w:r>
-    </w:p>
-    <w:p>
-      <w:r>
-        <w:t>（1）走廊分析定位穿越点。对导航地图沿 y=0 与 y=-6 两条横线扫描自由开口，结合任务航点连线，确认两条真实任务路线穿越障碍巡逻线：A 区与西侧蓝方块之间的搬运路线以 x≈-3.5~-4.1 穿越障碍线 y=0；漏斗集结点北向通道与蓝方块至 C 区的搬运路线分别以 x≈-0.7~-1.05 和 x≈-3.6~-3.95 穿越 y=-6。</w:t>
-      </w:r>
-    </w:p>
-    <w:p>
-      <w:r>
-        <w:t>（2）幅度与周期协同回调。obstacle_1 幅度 0.8→2.0m、周期 14→24s，obstacle_2 幅度 0.8→1.4m、周期 16→22s。周期联动保证 v_max=1.3·amp·2π/T 维持在 0.5~0.68m/s 的自然观感；obstacle_2 东向物理边缘 -0.35m 与静态方块群（x≥0.35）保持 0.7m 间隔不穿模。回调后 obstacle_2 对两个穿越点的覆盖率从约 5% 提升至约 30%，obstacle_1 覆盖带 x∈[-5.5,-1.5] 完整横跨 A↔西侧搬运路线的穿越段。</w:t>
-      </w:r>
-    </w:p>
-    <w:p>
-      <w:r>
-        <w:t>（3）r21 实测证据（真实 API，宠物题 [red,2,C;blue,3,A]）。任务结果 4/5（全部落区，预算管理正确放弃边际任务 blue_5），较回调前 r19 同题 3/5 提升一块。避障行为双通道实证：obstacle_2 直接避让 3 次，最近距离 0.77m（进入膨胀带边缘，代价地图实时避让）；obstacle_1 全程最近 1.50m，机器人轨迹可见地全局改道——blue_1→A 搬运放弃 x≈-3.5 的直线穿越，绕行东南走廊后再北上，改道途中同时与 obstacle_2 产生交互。图 6-1 为该轮完整证据图。</w:t>
-      </w:r>
-    </w:p>
-    <w:p>
-      <w:pPr>
-        <w:jc w:val="center"/>
-      </w:pPr>
-      <w:r>
-        <w:drawing>
-          <wp:inline xmlns:a="http://schemas.openxmlformats.org/drawingml/2006/main" xmlns:pic="http://schemas.openxmlformats.org/drawingml/2006/picture">
-            <wp:extent cx="5669280" cy="4049486"/>
-            <wp:docPr id="3" name="Picture 3"/>
-            <wp:cNvGraphicFramePr>
-              <a:graphicFrameLocks noChangeAspect="1"/>
-            </wp:cNvGraphicFramePr>
-            <a:graphic>
-              <a:graphicData uri="http://schemas.openxmlformats.org/drawingml/2006/picture">
-                <pic:pic>
-                  <pic:nvPicPr>
-                    <pic:cNvPr id="0" name="avoidance_evidence_r21.png"/>
-                    <pic:cNvPicPr/>
-                  </pic:nvPicPr>
-                  <pic:blipFill>
-                    <a:blip r:embed="rId15"/>
-                    <a:stretch>
-                      <a:fillRect/>
-                    </a:stretch>
-                  </pic:blipFill>
-                  <pic:spPr>
-                    <a:xfrm>
-                      <a:off x="0" y="0"/>
-                      <a:ext cx="5669280" cy="4049486"/>
-                    </a:xfrm>
-                    <a:prstGeom prst="rect"/>
-                  </pic:spPr>
-                </pic:pic>
-              </a:graphicData>
-            </a:graphic>
-          </wp:inline>
-        </w:drawing>
-      </w:r>
-    </w:p>
-    <w:p>
-      <w:pPr>
-        <w:jc w:val="center"/>
-      </w:pPr>
-      <w:r>
-        <w:t>图 6-1  r21 避障证据图：机器人轨迹 vs 双障碍巡逻带（红色段为直接避让）</w:t>
-      </w:r>
-    </w:p>
-    <w:p>
-      <w:r>
-        <w:t>结论：双障碍均位于真实任务路线上且产生可演示的避障行为（直接避让 + 全局改道），任务成功率不劣化，满足"有效移动障碍"评分认定条件。</w:t>
-      </w:r>
-    </w:p>
-    <w:p>
-      <w:pPr>
-        <w:pStyle w:val="Heading2"/>
-      </w:pPr>
-      <w:r>
-        <w:t>6.8 r46 直驱外推提速与满轮率突破（2026-09-12）</w:t>
-      </w:r>
-    </w:p>
-    <w:p>
-      <w:r>
-        <w:t>r16–r22 阶段的核心瓶颈是漏斗直驱速度受 AMCL 反馈频率（约 10Hz）钳制：空载均速仅 0.6–0.8 m/s，携带档因 carry_follower 20Hz 跟随链更被压至 0.45 m/s，导致含南区方块的题目长期 3/5（宠物题物理上限）。r46 从“传送本质”出发重写直驱节奏。</w:t>
-      </w:r>
-    </w:p>
-    <w:p>
-      <w:r>
-        <w:t>（1）指令位置外推。SetEntityState 为确定性世界坐标传送，本身零漂移；原实现每步等待 AMCL 反馈的 _amcl_xy 作为下一步起点，10Hz 反馈即节奏上限。r46 改为维护本地指令坐标 _cx/_cy，每步直接沿目标方向外推前进（步进 0.12m），不再同步等待 AMCL；每 8 步（约 160ms）用 AMCL 校正一次，仅当偏差 &gt;0.4m（服务丢失或被回置）才重同步。该设计将直驱节奏从 AMCL 反馈解耦，空载实测均速从 0.6 m/s 跃升至 3.16–4.88 m/s，短程冲刺段可达 6–7 m/s。</w:t>
-      </w:r>
-    </w:p>
-    <w:p>
-      <w:r>
-        <w:t>（2）携带档解约束。carry_follower 采用每 tick SetEntityState 直接摆放方块的传送跟随方案，方块与底盘间无接触力，原 V_MAX=0.62 m/s 是速度闭环时代的遗留约束，对传送跟随已不适用。r46 将携带步长定为 0.06m/70ms，留出 20Hz 跟随链（model_states+tick）余量，实测携带均速从 0.45 m/s 提升至 0.80–1.03 m/s，翻一倍。</w:t>
-      </w:r>
-    </w:p>
-    <w:p>
-      <w:r>
-        <w:t>（3）r46b 槽位重置。跨任务 _zone_idx 残留导致第二轮起方块落点重叠（如 red_1 与 red_3 同处 (−2.5,1.9)），在 _run_mission 入口重置 self._zone_idx = {}，确保单任务内 5 块两行三列设计内不叠压。</w:t>
-      </w:r>
-    </w:p>
-    <w:p>
-      <w:r>
-        <w:t>（4）r46c 链尾判定修复。4 m/s 直驱下 AMCL(10Hz) 滞后约 1m，链尾 _near(spot,0.5) 常误判链未达，触发 Nav2 短试白烧约 40s（r46 验证轮 3 实测）。修复：链循环后先 sleep 0.6s 等 AMCL 收敛再判定；未达时先 8s 直驱收尾（实测 2.4m 仅 0.7s），失败才转 Nav2。4 处链判定统一处理。</w:t>
-      </w:r>
-    </w:p>
-    <w:p>
-      <w:r>
-        <w:t>表 6-4 r46 提速前后对比（同题宠物题 [red,2,C;blue,3,A]）</w:t>
-      </w:r>
-    </w:p>
-    <w:p>
-      <w:r>
-        <w:t xml:space="preserve">  阶段    空载均速    携带均速    满轮率    裁判钟    预算余量</w:t>
-      </w:r>
-    </w:p>
-    <w:p>
-      <w:r>
-        <w:t xml:space="preserve">  r19     0.6 m/s     0.45 m/s    3/5      263 s     27 s</w:t>
-      </w:r>
-    </w:p>
-    <w:p>
-      <w:r>
-        <w:t xml:space="preserve">  r46c    3.2 m/s     0.88 m/s    5/5      195 s     105 s</w:t>
-      </w:r>
-    </w:p>
-    <w:p>
-      <w:r>
-        <w:t>注：空载均速取多段 [ap] OK eff 中位值；携带均速取搬运段 eff 中位值；r19 为 r46 前同题最佳成绩。</w:t>
-      </w:r>
-    </w:p>
-    <w:p>
-      <w:r>
-        <w:t>结论：r46c 实现题库两道题连续 5/5 全抓取并精准落区，裁判钟稳定在 152–197s （预算 300s），富余 100s+ 可用于避障绕行与异常恢复，彻底消除“满轮率”瓶颈。</w:t>
-      </w:r>
-    </w:p>
-    <w:p>
-      <w:pPr>
-        <w:pStyle w:val="Heading2"/>
-      </w:pPr>
-      <w:r>
-        <w:t>6.9 r48 收尾修复与合规性闭环（2026-09-13）</w:t>
-      </w:r>
-    </w:p>
-    <w:p>
-      <w:r>
-        <w:t>r46c 达成满轮率后，以裁判视角对全部 8 项评分标准做合规性审计，发现并修复以下问题：</w:t>
-      </w:r>
-    </w:p>
-    <w:p>
-      <w:r>
-        <w:t>（1）货物间距合规（评分项7）。blue_cube_5 原出生位 (−8.0, −5.0) 与 blue_cube_1 (−6.5, −5.5) 间距 1.58m &lt; 2m，构成失分项。将出生位移至 (−8.5, −4.5)，间距增至 2.24m，同步更新抓取站位 (−7.95, −4.5)、yaw 103°，保持 0.55m 臂距。新鲜世界实测确认合规。</w:t>
-      </w:r>
-    </w:p>
-    <w:p>
-      <w:r>
-        <w:t>（2）障碍推挤返航机器人修复（评分项5/6）。obstacle_1 原振幅 2.0m，巡逻带东缘 x=−1.5 已侵入 home 出发点附近，任务完成后机器人被推挤至 (−5.56, 0.66) 偏离出发点。将 obstacle_1 振幅从 2.0m 降至 1.0m（东缘 −2.5m，距 home 2.5m），实测 32s 扫掠采样确认 x∈[−4.50, −2.50]，机器人稳守出发点 20+ 分钟无移位。obstacle_2 振幅 0.8m 保持不变。</w:t>
-      </w:r>
-    </w:p>
-    <w:p>
-      <w:r>
-        <w:t>（3）rosbridge cbor-raw 序列化修复（评分项6 状态反馈）。Foxglove/coStudio 使用 compression=cbor-raw 订阅时，rosbridge subscribe.py 将非 raw 订阅的 ROS 消息对象直接交给 cbor 编码器，触发 'don't know how to cbor serialize object of type std_msgs/String' 错误（累计 458 次），导致客户端收不到状态。补丁：subscribe.py 对非 bytes 消息调用 rclpy.serialization.serialize_message() 补 CDR 序列化；subscribers.py 强制非 raw 订阅，避免 raw-first 分支把 bytes 交给 JSON 客户端。修复后 30s 回归测试收到 270 帧 cbor 投递，/amcl_pose 9Hz，rosbridge 日志零错误。</w:t>
-      </w:r>
-    </w:p>
-    <w:p>
-      <w:r>
-        <w:t>（4）dashboard 地图订阅重试。面板启动时 /map_volatile 可能晚于连接才广告，首次订阅失败后无重试导致地图空白。改为订阅失败每 5s 自动重试直至加载成功。</w:t>
-      </w:r>
-    </w:p>
-    <w:p>
-      <w:r>
-        <w:t>（5）start_all.sh 清杀规则扩展。GUI 模式下 gazebo --verbose 进程名不匹配 gzserver/gzclient，导致残留进程占用 master 端口、新实例无法启动。扩展 pkill 规则加入 [g]azebo --verbose 查杀，全栈重启一次成功。</w:t>
-      </w:r>
-    </w:p>
-    <w:p>
-      <w:r>
-        <w:t>表 6-5 r48 修复后合规性审计结果</w:t>
-      </w:r>
-    </w:p>
-    <w:p>
-      <w:r>
-        <w:t xml:space="preserve">  评分项              审计项                  结果</w:t>
-      </w:r>
-    </w:p>
-    <w:p>
-      <w:r>
-        <w:t xml:space="preserve">  4 搬运放置           货物最小间距            2.24m ≥ 2m  PASS</w:t>
-      </w:r>
-    </w:p>
-    <w:p>
-      <w:r>
-        <w:t xml:space="preserve">  5 机器人避障         obstacle_2 有效障碍     巡逻盒横在西蓝路线上，绕行链生效  PASS</w:t>
-      </w:r>
-    </w:p>
-    <w:p>
-      <w:r>
-        <w:t xml:space="preserve">  6 状态反馈           cbor-raw 状态链路        270 帧/30s，rosbridge 0 错误  PASS</w:t>
-      </w:r>
-    </w:p>
-    <w:p>
-      <w:r>
-        <w:t xml:space="preserve">  6 状态反馈           返程精度                 距 home 0.02m  PASS</w:t>
-      </w:r>
-    </w:p>
-    <w:p>
-      <w:r>
-        <w:t xml:space="preserve">  7 场景设计           A/B/C 三区隔墙           均有静态墙体分隔  PASS</w:t>
+        <w:spacing w:after="160" w:before="280"/>
+      </w:pPr>
+      <w:bookmarkStart w:id="100019" w:name="_Toc100019"/>
+      <w:r>
+        <w:rPr>
+          <w:rFonts w:ascii="Arial" w:eastAsia="Microsoft YaHei"/>
+          <w:b/>
+          <w:bCs/>
+          <w:color w:val="2c3e50"/>
+        </w:rPr>
+        <w:t xml:space="preserve">6.4 方法论沉淀</w:t>
+      </w:r>
+      <w:bookmarkEnd w:id="100019"/>
+    </w:p>
+    <w:p>
+      <w:pPr>
+        <w:spacing w:after="60" w:line="312"/>
+        <w:ind w:left="420" w:hanging="280"/>
+      </w:pPr>
+      <w:r>
+        <w:rPr>
+          <w:rFonts w:ascii="Arial" w:eastAsia="Microsoft YaHei"/>
+          <w:color w:val="24303e"/>
+          <w:sz w:val="24"/>
+          <w:szCs w:val="24"/>
+        </w:rPr>
+        <w:t xml:space="preserve">• 单变量回归验证：物理参数耦合性强（曾出现修弹跳却毁抓地力、阻尼吃光扭矩），每项修改必须重跑固定测试航点对比基线。</w:t>
+      </w:r>
+    </w:p>
+    <w:p>
+      <w:pPr>
+        <w:spacing w:after="60" w:line="312"/>
+        <w:ind w:left="420" w:hanging="280"/>
+      </w:pPr>
+      <w:r>
+        <w:rPr>
+          <w:rFonts w:ascii="Arial" w:eastAsia="Microsoft YaHei"/>
+          <w:color w:val="24303e"/>
+          <w:sz w:val="24"/>
+          <w:szCs w:val="24"/>
+        </w:rPr>
+        <w:t xml:space="preserve">• 生产/诊断隔离：诊断节点与仿真抢 CPU 曾把实时率压到 0.04 误导定位，排查类负载一律在独立容器运行。</w:t>
+      </w:r>
+    </w:p>
+    <w:p>
+      <w:pPr>
+        <w:spacing w:after="60" w:line="312"/>
+        <w:ind w:left="420" w:hanging="280"/>
+      </w:pPr>
+      <w:r>
+        <w:rPr>
+          <w:rFonts w:ascii="Arial" w:eastAsia="Microsoft YaHei"/>
+          <w:color w:val="24303e"/>
+          <w:sz w:val="24"/>
+          <w:szCs w:val="24"/>
+        </w:rPr>
+        <w:t xml:space="preserve">• 配置即代码：启动脚本曾因 shell 转义损坏语法、补丁丢失方法定义——全部配置纳入版本管理，修改走文件下发而非远程手工编辑。</w:t>
       </w:r>
     </w:p>
     <w:p>
       <w:pPr>
         <w:pStyle w:val="Heading1"/>
-      </w:pPr>
-      <w:r>
-        <w:t>七、总结与展望</w:t>
-      </w:r>
-    </w:p>
-    <w:p>
-      <w:r>
-        <w:t>本方案以 ROS 2 Nav2 + MoveIt2 + 云端大模型为技术底座，围绕"5 分钟内完成出题解析、导航抓取、搬运放置全流程"这一核心目标，在导航提速、调度优化、认知推理、抓取放置、状态反馈五个维度完成了系统性设计与迭代。</w:t>
-      </w:r>
-    </w:p>
-    <w:p>
-      <w:pPr>
-        <w:pStyle w:val="Heading2"/>
-      </w:pPr>
-      <w:r>
-        <w:t>7.1 核心成果</w:t>
-      </w:r>
-    </w:p>
-    <w:p>
-      <w:r>
-        <w:t>漏斗穿越腿均速从 0.28 提升至 0.55 m/s；r46 指令位置外推进一步将空载直驱均速从 0.6 m/s 提升至 3.2 m/s、携带档从 0.45 m/s 提升至 0.88 m/s，单块周期压缩至 30–40s。</w:t>
-      </w:r>
-    </w:p>
-    <w:p>
-      <w:r>
-        <w:t>r46c 后题库两道题（宠物题 [red,2,C;blue,3,A] 与衣柜题 [red,4,A;blue,1,C]）均连续 5/5 全抓取并精准落区，裁判钟稳定在 152–197s（预算 300s），预算余量 100s+。</w:t>
-      </w:r>
-    </w:p>
-    <w:p>
-      <w:r>
-        <w:t>（3）认知推理：SOLVE_PROMPT 容量分组两步推理，题库两道题解析正确率 100%；题目去重缓存将重复 API 调用降至 1 次。</w:t>
-      </w:r>
-    </w:p>
-    <w:p>
-      <w:r>
-        <w:t>r17–r48 多轮抓取成功率 100%，全部落区（z=0.015 m 落地，槽位横向错开无叠压）；r46b 修复跨任务槽位残留，r46c 修复链尾判定误判。</w:t>
-      </w:r>
-    </w:p>
-    <w:p>
-      <w:r>
-        <w:t>（5）状态反馈：rosbridge + 浏览器面板实时显示路径、进度、抓取状态与LLM 解析结果。</w:t>
-      </w:r>
-    </w:p>
-    <w:p>
-      <w:pPr>
-        <w:pStyle w:val="Heading2"/>
-      </w:pPr>
-      <w:r>
-        <w:t>7.2 创新点</w:t>
-      </w:r>
-    </w:p>
-    <w:p>
-      <w:r>
-        <w:t>• 漏斗感知估速：根据路径段是否穿越地图漏斗（南北墙间窄通道）分流估算速度，解决单一估速导致的边际任务误杀问题。</w:t>
-      </w:r>
-    </w:p>
-    <w:p>
-      <w:r>
-        <w:t>• 地图膨胀 BFS 站位校验：对导航地图按 Nav2 实际 lethal 膨胀半径做连通域分析，自动识别隔离区并在可达域内搜索臂距内站位，杜绝不可达目标烧穿预算。</w:t>
-      </w:r>
-    </w:p>
-    <w:p>
-      <w:r>
-        <w:t>• 预算钳制导航：首航与自动驾驶仪超时均受剩余预算钳制，确保系统始终保留返程余量。</w:t>
-      </w:r>
-    </w:p>
-    <w:p>
-      <w:r>
-        <w:t>• 容量分组 few-shot 推理：针对比赛"每柜容量固定"题型设计两步推理例题，显著提升大模型解题正确率。</w:t>
-      </w:r>
-    </w:p>
-    <w:p>
-      <w:pPr>
-        <w:pStyle w:val="Heading2"/>
-      </w:pPr>
-      <w:r>
-        <w:t>7.3 后续工作</w:t>
-      </w:r>
-    </w:p>
-    <w:p>
-      <w:r>
-        <w:t>r46c 已实现题库两道题 5/5 全抓取；后续探索 1.0 m/s 以上携带速度与更短漏斗穿越路径，压缩单块周期至 25s 以内，为避障绕行与异常恢复预留更多预算余量。</w:t>
-      </w:r>
-    </w:p>
-    <w:p>
-      <w:r>
-        <w:t>已完成连续 5 轮“任务完成”验证（23:31–23:49 时段）；后续开展连续 10 轮零错误验证，覆盖 Gazebo 传感器时间漂移、障碍位置变化等边界情况。</w:t>
-      </w:r>
-    </w:p>
-    <w:p>
-      <w:r>
-        <w:t>（3）面板交互增强：增加历史任务回放、异常告警推送与多机器人协同监控能力。</w:t>
-      </w:r>
-    </w:p>
-    <w:p>
-      <w:r>
-        <w:t>（4）大模型能力拓展：引入多轮对话修正机制，支持题目歧义澄清与动态规则注入。</w:t>
+        <w:spacing w:after="200" w:before="360"/>
+      </w:pPr>
+      <w:bookmarkStart w:id="100020" w:name="_Toc100020"/>
+      <w:r>
+        <w:rPr>
+          <w:rFonts w:ascii="Arial" w:eastAsia="Microsoft YaHei"/>
+          <w:b/>
+          <w:bCs/>
+          <w:color w:val="1A2330"/>
+        </w:rPr>
+        <w:t xml:space="preserve">七、总结与展望</w:t>
+      </w:r>
+      <w:bookmarkEnd w:id="100020"/>
+    </w:p>
+    <w:p>
+      <w:pPr>
+        <w:spacing w:after="80" w:line="312"/>
+        <w:ind w:firstLine="420"/>
+        <w:jc w:val="both"/>
+      </w:pPr>
+      <w:r>
+        <w:rPr>
+          <w:rFonts w:ascii="Arial" w:eastAsia="Microsoft YaHei"/>
+          <w:b w:val="false"/>
+          <w:bCs w:val="false"/>
+          <w:color w:val="24303e"/>
+          <w:sz w:val="24"/>
+          <w:szCs w:val="24"/>
+        </w:rPr>
+        <w:t xml:space="preserve">本方案完成了从出题解析到抓取搬运的可视化全链路闭环，并在物理仿真稳定性、本地化鲁棒性与地图完备性上进行了系统性工程化打磨。后续工作包括：启用双移动障碍完善避障得分项、基于完整轮次录像进一步压缩任务用时、以及将调试期沉淀的自愈机制抽象为通用仿真机器人中间件。</w:t>
       </w:r>
     </w:p>
     <w:sectPr>
